--- a/laba3/Отчет.docx
+++ b/laba3/Отчет.docx
@@ -271,15 +271,7 @@
         <w:t xml:space="preserve"> </w:t>
       </w:r>
       <w:r>
-        <w:t xml:space="preserve">                 </w:t>
-      </w:r>
-      <w:proofErr w:type="gramStart"/>
-      <w:r>
-        <w:t xml:space="preserve">студент:   </w:t>
-      </w:r>
-      <w:proofErr w:type="gramEnd"/>
-      <w:r>
-        <w:t>гр.</w:t>
+        <w:t xml:space="preserve">                 студент:   гр.</w:t>
       </w:r>
       <w:r>
         <w:t>451002</w:t>
@@ -310,23 +302,10 @@
         <w:pStyle w:val="ac"/>
       </w:pPr>
       <w:r>
-        <w:t xml:space="preserve">                  </w:t>
-      </w:r>
-      <w:proofErr w:type="gramStart"/>
-      <w:r>
-        <w:t xml:space="preserve">Проверил:   </w:t>
-      </w:r>
-      <w:proofErr w:type="gramEnd"/>
-      <w:r>
-        <w:t xml:space="preserve">                                                              </w:t>
-      </w:r>
-      <w:proofErr w:type="spellStart"/>
-      <w:r>
-        <w:t>Болтак</w:t>
-      </w:r>
-      <w:proofErr w:type="spellEnd"/>
-      <w:r>
-        <w:t xml:space="preserve"> С</w:t>
+        <w:t xml:space="preserve">                  Проверил:                                                                 </w:t>
+      </w:r>
+      <w:r>
+        <w:t>Болтак С</w:t>
       </w:r>
       <w:r>
         <w:t>.</w:t>
@@ -478,9 +457,6 @@
         <w:t>Реализовать шифратор и дешифратор алгоритма Эль-Гамаля файла c произвольным содержимым (с любым расширением), используя алгоритм быстрого возведения в степень, а также реализовать вычисление открытого ключа g при данном значении p, используя алгоритм нахождения первообразного корня по модулю (искать все первообразные корни для заданного р). Значения параметров p, x и k задаются</w:t>
       </w:r>
       <w:r>
-        <w:rPr>
-          <w:lang w:val="en-US"/>
-        </w:rPr>
         <w:t xml:space="preserve"> </w:t>
       </w:r>
       <w:r>
@@ -500,3224 +476,6 @@
       </w:pPr>
       <w:r>
         <w:br w:type="page"/>
-      </w:r>
-    </w:p>
-    <w:p>
-      <w:pPr>
-        <w:pStyle w:val="ae"/>
-        <w:numPr>
-          <w:ilvl w:val="0"/>
-          <w:numId w:val="5"/>
-        </w:numPr>
-        <w:rPr>
-          <w:b/>
-          <w:bCs/>
-        </w:rPr>
-      </w:pPr>
-      <w:r>
-        <w:rPr>
-          <w:b/>
-          <w:bCs/>
-        </w:rPr>
-        <w:lastRenderedPageBreak/>
-        <w:t>Пример работы алгоритма быстрого возведения в степень</w:t>
-      </w:r>
-    </w:p>
-    <w:p>
-      <w:pPr>
-        <w:pStyle w:val="ae"/>
-      </w:pPr>
-      <w:r>
-        <w:t>Пример: </w:t>
-      </w:r>
-    </w:p>
-    <w:p>
-      <w:pPr>
-        <w:pStyle w:val="ae"/>
-        <w:rPr>
-          <w:i/>
-          <w:lang w:val="en-US"/>
-        </w:rPr>
-      </w:pPr>
-      <w:r>
-        <w:t>Вычислить </w:t>
-      </w:r>
-      <m:oMath>
-        <m:sSup>
-          <m:sSupPr>
-            <m:ctrlPr>
-              <w:rPr>
-                <w:rFonts w:ascii="Cambria Math" w:hAnsi="Cambria Math"/>
-              </w:rPr>
-            </m:ctrlPr>
-          </m:sSupPr>
-          <m:e>
-            <m:r>
-              <m:rPr>
-                <m:sty m:val="p"/>
-              </m:rPr>
-              <w:rPr>
-                <w:rFonts w:ascii="Cambria Math" w:hAnsi="Cambria Math"/>
-              </w:rPr>
-              <m:t>7</m:t>
-            </m:r>
-          </m:e>
-          <m:sup>
-            <m:r>
-              <w:rPr>
-                <w:rFonts w:ascii="Cambria Math" w:hAnsi="Cambria Math"/>
-              </w:rPr>
-              <m:t>1</m:t>
-            </m:r>
-            <m:r>
-              <w:rPr>
-                <w:rFonts w:ascii="Cambria Math" w:hAnsi="Cambria Math"/>
-                <w:lang w:val="en-US"/>
-              </w:rPr>
-              <m:t>3</m:t>
-            </m:r>
-          </m:sup>
-        </m:sSup>
-        <m:r>
-          <m:rPr>
-            <m:sty m:val="p"/>
-          </m:rPr>
-          <w:rPr>
-            <w:rFonts w:ascii="Cambria Math" w:hAnsi="Cambria Math"/>
-          </w:rPr>
-          <m:t>mod</m:t>
-        </m:r>
-        <m:r>
-          <m:rPr>
-            <m:nor/>
-          </m:rPr>
-          <m:t>  </m:t>
-        </m:r>
-        <m:r>
-          <m:rPr>
-            <m:sty m:val="p"/>
-          </m:rPr>
-          <w:rPr>
-            <w:rFonts w:ascii="Cambria Math" w:hAnsi="Cambria Math"/>
-          </w:rPr>
-          <m:t>1</m:t>
-        </m:r>
-        <m:r>
-          <m:rPr>
-            <m:sty m:val="p"/>
-          </m:rPr>
-          <w:rPr>
-            <w:rFonts w:ascii="Cambria Math" w:hAnsi="Cambria Math"/>
-          </w:rPr>
-          <m:t>0</m:t>
-        </m:r>
-        <m:r>
-          <m:rPr>
-            <m:sty m:val="p"/>
-          </m:rPr>
-          <w:rPr>
-            <w:rFonts w:ascii="Cambria Math" w:hAnsi="Cambria Math"/>
-          </w:rPr>
-          <m:t>3</m:t>
-        </m:r>
-      </m:oMath>
-    </w:p>
-    <w:p>
-      <w:pPr>
-        <w:pStyle w:val="ae"/>
-        <w:rPr>
-          <w:i/>
-          <w:lang w:val="en-US"/>
-        </w:rPr>
-      </w:pPr>
-      <w:r>
-        <w:t>1</w:t>
-      </w:r>
-      <w:r>
-        <w:t>3</w:t>
-      </w:r>
-      <w:r>
-        <w:t xml:space="preserve"> = 11</w:t>
-      </w:r>
-      <w:r>
-        <w:t>0</w:t>
-      </w:r>
-      <w:r>
-        <w:t>1</w:t>
-      </w:r>
-    </w:p>
-    <w:tbl>
-      <w:tblPr>
-        <w:tblStyle w:val="af3"/>
-        <w:tblW w:w="0" w:type="auto"/>
-        <w:tblInd w:w="708" w:type="dxa"/>
-        <w:tblLook w:val="04A0" w:firstRow="1" w:lastRow="0" w:firstColumn="1" w:lastColumn="0" w:noHBand="0" w:noVBand="1"/>
-      </w:tblPr>
-      <w:tblGrid>
-        <w:gridCol w:w="3115"/>
-        <w:gridCol w:w="1984"/>
-        <w:gridCol w:w="1843"/>
-        <w:gridCol w:w="1695"/>
-      </w:tblGrid>
-      <w:tr>
-        <w:tc>
-          <w:tcPr>
-            <w:tcW w:w="3115" w:type="dxa"/>
-          </w:tcPr>
-          <w:p>
-            <w:pPr>
-              <w:ind w:firstLine="0"/>
-              <w:rPr>
-                <w:lang w:val="en-US"/>
-              </w:rPr>
-            </w:pPr>
-            <w:proofErr w:type="gramStart"/>
-            <w:r>
-              <w:rPr>
-                <w:lang w:val="en-US"/>
-              </w:rPr>
-              <w:t>a(</w:t>
-            </w:r>
-            <w:proofErr w:type="gramEnd"/>
-            <w:r>
-              <w:t>основание степени</w:t>
-            </w:r>
-            <w:r>
-              <w:rPr>
-                <w:lang w:val="en-US"/>
-              </w:rPr>
-              <w:t>)</w:t>
-            </w:r>
-          </w:p>
-        </w:tc>
-        <w:tc>
-          <w:tcPr>
-            <w:tcW w:w="1984" w:type="dxa"/>
-          </w:tcPr>
-          <w:p>
-            <w:pPr>
-              <w:ind w:firstLine="0"/>
-            </w:pPr>
-            <w:r>
-              <w:rPr>
-                <w:lang w:val="en-US"/>
-              </w:rPr>
-              <w:t>Z(</w:t>
-            </w:r>
-            <w:r>
-              <w:t>степень)</w:t>
-            </w:r>
-          </w:p>
-        </w:tc>
-        <w:tc>
-          <w:tcPr>
-            <w:tcW w:w="1843" w:type="dxa"/>
-          </w:tcPr>
-          <w:p>
-            <w:pPr>
-              <w:ind w:firstLine="0"/>
-            </w:pPr>
-            <w:r>
-              <w:rPr>
-                <w:lang w:val="en-US"/>
-              </w:rPr>
-              <w:t>x(</w:t>
-            </w:r>
-            <w:r>
-              <w:t>результат)</w:t>
-            </w:r>
-          </w:p>
-        </w:tc>
-        <w:tc>
-          <w:tcPr>
-            <w:tcW w:w="1695" w:type="dxa"/>
-          </w:tcPr>
-          <w:p>
-            <w:pPr>
-              <w:ind w:firstLine="0"/>
-            </w:pPr>
-            <w:r>
-              <w:t>Шаги выполнения</w:t>
-            </w:r>
-          </w:p>
-        </w:tc>
-      </w:tr>
-      <w:tr>
-        <w:tc>
-          <w:tcPr>
-            <w:tcW w:w="3115" w:type="dxa"/>
-            <w:tcBorders>
-              <w:bottom w:val="single" w:sz="4" w:space="0" w:color="auto"/>
-            </w:tcBorders>
-          </w:tcPr>
-          <w:p>
-            <w:pPr>
-              <w:ind w:firstLine="0"/>
-            </w:pPr>
-            <w:r>
-              <w:t>7</w:t>
-            </w:r>
-          </w:p>
-        </w:tc>
-        <w:tc>
-          <w:tcPr>
-            <w:tcW w:w="1984" w:type="dxa"/>
-            <w:tcBorders>
-              <w:bottom w:val="single" w:sz="4" w:space="0" w:color="auto"/>
-            </w:tcBorders>
-          </w:tcPr>
-          <w:p>
-            <w:pPr>
-              <w:ind w:firstLine="0"/>
-            </w:pPr>
-            <w:r>
-              <w:t>13</w:t>
-            </w:r>
-          </w:p>
-        </w:tc>
-        <w:tc>
-          <w:tcPr>
-            <w:tcW w:w="1843" w:type="dxa"/>
-            <w:tcBorders>
-              <w:bottom w:val="single" w:sz="4" w:space="0" w:color="auto"/>
-            </w:tcBorders>
-          </w:tcPr>
-          <w:p>
-            <w:pPr>
-              <w:ind w:firstLine="0"/>
-            </w:pPr>
-            <w:r>
-              <w:t>1</w:t>
-            </w:r>
-          </w:p>
-        </w:tc>
-        <w:tc>
-          <w:tcPr>
-            <w:tcW w:w="1695" w:type="dxa"/>
-          </w:tcPr>
-          <w:p>
-            <w:pPr>
-              <w:ind w:firstLine="0"/>
-            </w:pPr>
-            <w:r>
-              <w:t>0</w:t>
-            </w:r>
-          </w:p>
-        </w:tc>
-      </w:tr>
-      <w:tr>
-        <w:tc>
-          <w:tcPr>
-            <w:tcW w:w="3115" w:type="dxa"/>
-            <w:tcBorders>
-              <w:bottom w:val="single" w:sz="4" w:space="0" w:color="auto"/>
-            </w:tcBorders>
-          </w:tcPr>
-          <w:p>
-            <w:pPr>
-              <w:ind w:firstLine="0"/>
-            </w:pPr>
-            <w:r>
-              <w:t>49</w:t>
-            </w:r>
-          </w:p>
-        </w:tc>
-        <w:tc>
-          <w:tcPr>
-            <w:tcW w:w="1984" w:type="dxa"/>
-            <w:tcBorders>
-              <w:bottom w:val="single" w:sz="4" w:space="0" w:color="auto"/>
-            </w:tcBorders>
-          </w:tcPr>
-          <w:p>
-            <w:pPr>
-              <w:ind w:firstLine="0"/>
-            </w:pPr>
-            <w:r>
-              <w:t>6</w:t>
-            </w:r>
-          </w:p>
-        </w:tc>
-        <w:tc>
-          <w:tcPr>
-            <w:tcW w:w="1843" w:type="dxa"/>
-            <w:tcBorders>
-              <w:bottom w:val="single" w:sz="4" w:space="0" w:color="auto"/>
-            </w:tcBorders>
-          </w:tcPr>
-          <w:p>
-            <w:pPr>
-              <w:ind w:firstLine="0"/>
-            </w:pPr>
-            <w:r>
-              <w:t>7</w:t>
-            </w:r>
-          </w:p>
-        </w:tc>
-        <w:tc>
-          <w:tcPr>
-            <w:tcW w:w="1695" w:type="dxa"/>
-            <w:tcBorders>
-              <w:bottom w:val="nil"/>
-            </w:tcBorders>
-          </w:tcPr>
-          <w:p>
-            <w:pPr>
-              <w:ind w:firstLine="0"/>
-            </w:pPr>
-            <w:r>
-              <w:t>1</w:t>
-            </w:r>
-          </w:p>
-        </w:tc>
-      </w:tr>
-      <w:tr>
-        <w:tc>
-          <w:tcPr>
-            <w:tcW w:w="3115" w:type="dxa"/>
-            <w:tcBorders>
-              <w:bottom w:val="single" w:sz="4" w:space="0" w:color="auto"/>
-            </w:tcBorders>
-          </w:tcPr>
-          <w:p>
-            <w:pPr>
-              <w:ind w:firstLine="0"/>
-            </w:pPr>
-            <w:r>
-              <w:t>32</w:t>
-            </w:r>
-          </w:p>
-        </w:tc>
-        <w:tc>
-          <w:tcPr>
-            <w:tcW w:w="1984" w:type="dxa"/>
-            <w:tcBorders>
-              <w:bottom w:val="single" w:sz="4" w:space="0" w:color="auto"/>
-            </w:tcBorders>
-          </w:tcPr>
-          <w:p>
-            <w:pPr>
-              <w:ind w:firstLine="0"/>
-            </w:pPr>
-            <w:r>
-              <w:t>3</w:t>
-            </w:r>
-          </w:p>
-        </w:tc>
-        <w:tc>
-          <w:tcPr>
-            <w:tcW w:w="1843" w:type="dxa"/>
-            <w:tcBorders>
-              <w:bottom w:val="single" w:sz="4" w:space="0" w:color="auto"/>
-            </w:tcBorders>
-          </w:tcPr>
-          <w:p>
-            <w:pPr>
-              <w:ind w:firstLine="0"/>
-            </w:pPr>
-            <w:r>
-              <w:t>7</w:t>
-            </w:r>
-          </w:p>
-        </w:tc>
-        <w:tc>
-          <w:tcPr>
-            <w:tcW w:w="1695" w:type="dxa"/>
-            <w:tcBorders>
-              <w:bottom w:val="nil"/>
-            </w:tcBorders>
-          </w:tcPr>
-          <w:p>
-            <w:pPr>
-              <w:ind w:firstLine="0"/>
-            </w:pPr>
-            <w:r>
-              <w:t>2</w:t>
-            </w:r>
-          </w:p>
-        </w:tc>
-      </w:tr>
-      <w:tr>
-        <w:tc>
-          <w:tcPr>
-            <w:tcW w:w="3115" w:type="dxa"/>
-            <w:tcBorders>
-              <w:top w:val="single" w:sz="4" w:space="0" w:color="auto"/>
-            </w:tcBorders>
-          </w:tcPr>
-          <w:p>
-            <w:pPr>
-              <w:ind w:firstLine="0"/>
-            </w:pPr>
-            <w:r>
-              <w:t>97</w:t>
-            </w:r>
-          </w:p>
-        </w:tc>
-        <w:tc>
-          <w:tcPr>
-            <w:tcW w:w="1984" w:type="dxa"/>
-            <w:tcBorders>
-              <w:top w:val="single" w:sz="4" w:space="0" w:color="auto"/>
-            </w:tcBorders>
-          </w:tcPr>
-          <w:p>
-            <w:pPr>
-              <w:ind w:firstLine="0"/>
-              <w:rPr>
-                <w:lang w:val="en-US"/>
-              </w:rPr>
-            </w:pPr>
-            <w:r>
-              <w:rPr>
-                <w:lang w:val="en-US"/>
-              </w:rPr>
-              <w:t>1</w:t>
-            </w:r>
-          </w:p>
-        </w:tc>
-        <w:tc>
-          <w:tcPr>
-            <w:tcW w:w="1843" w:type="dxa"/>
-            <w:tcBorders>
-              <w:top w:val="single" w:sz="4" w:space="0" w:color="auto"/>
-            </w:tcBorders>
-          </w:tcPr>
-          <w:p>
-            <w:pPr>
-              <w:ind w:firstLine="0"/>
-            </w:pPr>
-            <w:r>
-              <w:t>18</w:t>
-            </w:r>
-          </w:p>
-        </w:tc>
-        <w:tc>
-          <w:tcPr>
-            <w:tcW w:w="1695" w:type="dxa"/>
-            <w:tcBorders>
-              <w:top w:val="single" w:sz="4" w:space="0" w:color="auto"/>
-            </w:tcBorders>
-          </w:tcPr>
-          <w:p>
-            <w:pPr>
-              <w:ind w:firstLine="0"/>
-            </w:pPr>
-            <w:r>
-              <w:t>3</w:t>
-            </w:r>
-          </w:p>
-        </w:tc>
-      </w:tr>
-      <w:tr>
-        <w:tc>
-          <w:tcPr>
-            <w:tcW w:w="3115" w:type="dxa"/>
-          </w:tcPr>
-          <w:p>
-            <w:pPr>
-              <w:ind w:firstLine="0"/>
-            </w:pPr>
-            <w:r>
-              <w:t>97</w:t>
-            </w:r>
-          </w:p>
-        </w:tc>
-        <w:tc>
-          <w:tcPr>
-            <w:tcW w:w="1984" w:type="dxa"/>
-          </w:tcPr>
-          <w:p>
-            <w:pPr>
-              <w:ind w:firstLine="0"/>
-              <w:rPr>
-                <w:lang w:val="en-US"/>
-              </w:rPr>
-            </w:pPr>
-            <w:r>
-              <w:rPr>
-                <w:lang w:val="en-US"/>
-              </w:rPr>
-              <w:t>0</w:t>
-            </w:r>
-          </w:p>
-        </w:tc>
-        <w:tc>
-          <w:tcPr>
-            <w:tcW w:w="1843" w:type="dxa"/>
-          </w:tcPr>
-          <w:p>
-            <w:pPr>
-              <w:ind w:firstLine="0"/>
-            </w:pPr>
-            <w:r>
-              <w:t>98</w:t>
-            </w:r>
-          </w:p>
-        </w:tc>
-        <w:tc>
-          <w:tcPr>
-            <w:tcW w:w="1695" w:type="dxa"/>
-          </w:tcPr>
-          <w:p>
-            <w:pPr>
-              <w:ind w:firstLine="0"/>
-              <w:rPr>
-                <w:lang w:val="en-US"/>
-              </w:rPr>
-            </w:pPr>
-            <w:r>
-              <w:rPr>
-                <w:lang w:val="en-US"/>
-              </w:rPr>
-              <w:t>4</w:t>
-            </w:r>
-          </w:p>
-        </w:tc>
-      </w:tr>
-    </w:tbl>
-    <w:p>
-      <w:pPr>
-        <w:ind w:firstLine="0"/>
-      </w:pPr>
-      <w:r>
-        <w:tab/>
-      </w:r>
-    </w:p>
-    <w:p>
-      <w:pPr>
-        <w:ind w:firstLine="0"/>
-        <w:rPr>
-          <w:lang w:val="en-US"/>
-        </w:rPr>
-      </w:pPr>
-      <w:r>
-        <w:tab/>
-        <w:t>Исходные данные</w:t>
-      </w:r>
-      <w:r>
-        <w:rPr>
-          <w:lang w:val="en-US"/>
-        </w:rPr>
-        <w:t xml:space="preserve">: </w:t>
-      </w:r>
-    </w:p>
-    <w:p>
-      <w:pPr>
-        <w:ind w:firstLine="0"/>
-        <w:rPr>
-          <w:lang w:val="en-US"/>
-        </w:rPr>
-      </w:pPr>
-    </w:p>
-    <w:p>
-      <w:pPr>
-        <w:ind w:firstLine="0"/>
-        <w:jc w:val="center"/>
-      </w:pPr>
-      <w:r>
-        <w:rPr>
-          <w:lang w:val="en-US"/>
-        </w:rPr>
-        <w:drawing>
-          <wp:inline distT="0" distB="0" distL="0" distR="0" wp14:anchorId="133B67E9" wp14:editId="668BF696">
-            <wp:extent cx="1336769" cy="1348740"/>
-            <wp:effectExtent l="0" t="0" r="0" b="3810"/>
-            <wp:docPr id="1884618872" name="Рисунок 1"/>
-            <wp:cNvGraphicFramePr>
-              <a:graphicFrameLocks xmlns:a="http://schemas.openxmlformats.org/drawingml/2006/main" noChangeAspect="1"/>
-            </wp:cNvGraphicFramePr>
-            <a:graphic xmlns:a="http://schemas.openxmlformats.org/drawingml/2006/main">
-              <a:graphicData uri="http://schemas.openxmlformats.org/drawingml/2006/picture">
-                <pic:pic xmlns:pic="http://schemas.openxmlformats.org/drawingml/2006/picture">
-                  <pic:nvPicPr>
-                    <pic:cNvPr id="1884618872" name=""/>
-                    <pic:cNvPicPr/>
-                  </pic:nvPicPr>
-                  <pic:blipFill>
-                    <a:blip r:embed="rId6"/>
-                    <a:stretch>
-                      <a:fillRect/>
-                    </a:stretch>
-                  </pic:blipFill>
-                  <pic:spPr>
-                    <a:xfrm>
-                      <a:off x="0" y="0"/>
-                      <a:ext cx="1352164" cy="1364273"/>
-                    </a:xfrm>
-                    <a:prstGeom prst="rect">
-                      <a:avLst/>
-                    </a:prstGeom>
-                  </pic:spPr>
-                </pic:pic>
-              </a:graphicData>
-            </a:graphic>
-          </wp:inline>
-        </w:drawing>
-      </w:r>
-    </w:p>
-    <w:p>
-      <w:pPr>
-        <w:ind w:firstLine="0"/>
-        <w:jc w:val="center"/>
-        <w:rPr>
-          <w:lang w:val="en-US"/>
-        </w:rPr>
-      </w:pPr>
-    </w:p>
-    <w:p>
-      <w:pPr>
-        <w:ind w:firstLine="0"/>
-        <w:jc w:val="center"/>
-      </w:pPr>
-      <w:r>
-        <w:rPr>
-          <w:lang w:val="en-US"/>
-        </w:rPr>
-        <w:drawing>
-          <wp:inline distT="0" distB="0" distL="0" distR="0" wp14:anchorId="09175135" wp14:editId="0370AB36">
-            <wp:extent cx="1079411" cy="389046"/>
-            <wp:effectExtent l="0" t="0" r="6985" b="0"/>
-            <wp:docPr id="1394815969" name="Рисунок 1"/>
-            <wp:cNvGraphicFramePr>
-              <a:graphicFrameLocks xmlns:a="http://schemas.openxmlformats.org/drawingml/2006/main" noChangeAspect="1"/>
-            </wp:cNvGraphicFramePr>
-            <a:graphic xmlns:a="http://schemas.openxmlformats.org/drawingml/2006/main">
-              <a:graphicData uri="http://schemas.openxmlformats.org/drawingml/2006/picture">
-                <pic:pic xmlns:pic="http://schemas.openxmlformats.org/drawingml/2006/picture">
-                  <pic:nvPicPr>
-                    <pic:cNvPr id="1394815969" name=""/>
-                    <pic:cNvPicPr/>
-                  </pic:nvPicPr>
-                  <pic:blipFill>
-                    <a:blip r:embed="rId7"/>
-                    <a:stretch>
-                      <a:fillRect/>
-                    </a:stretch>
-                  </pic:blipFill>
-                  <pic:spPr>
-                    <a:xfrm>
-                      <a:off x="0" y="0"/>
-                      <a:ext cx="1118369" cy="403087"/>
-                    </a:xfrm>
-                    <a:prstGeom prst="rect">
-                      <a:avLst/>
-                    </a:prstGeom>
-                  </pic:spPr>
-                </pic:pic>
-              </a:graphicData>
-            </a:graphic>
-          </wp:inline>
-        </w:drawing>
-      </w:r>
-    </w:p>
-    <w:p>
-      <w:pPr>
-        <w:ind w:firstLine="0"/>
-        <w:jc w:val="center"/>
-      </w:pPr>
-    </w:p>
-    <w:p>
-      <w:pPr>
-        <w:pStyle w:val="af1"/>
-        <w:rPr>
-          <w:i/>
-          <w:iCs/>
-        </w:rPr>
-      </w:pPr>
-      <w:r>
-        <w:t xml:space="preserve">Рисунок </w:t>
-      </w:r>
-      <w:r>
-        <w:t>1</w:t>
-      </w:r>
-      <w:r>
-        <w:t xml:space="preserve"> – </w:t>
-      </w:r>
-      <w:r>
-        <w:t>Исходные данные</w:t>
-      </w:r>
-    </w:p>
-    <w:p>
-      <w:pPr>
-        <w:ind w:firstLine="0"/>
-        <w:jc w:val="center"/>
-      </w:pPr>
-    </w:p>
-    <w:p>
-      <w:pPr>
-        <w:ind w:firstLine="0"/>
-      </w:pPr>
-      <w:r>
-        <w:tab/>
-      </w:r>
-      <w:r>
-        <w:t>Полученный результат</w:t>
-      </w:r>
-      <w:r>
-        <w:t>:</w:t>
-      </w:r>
-    </w:p>
-    <w:p>
-      <w:pPr>
-        <w:ind w:firstLine="0"/>
-        <w:rPr>
-          <w:lang w:val="en-US"/>
-        </w:rPr>
-      </w:pPr>
-      <w:r>
-        <w:tab/>
-      </w:r>
-      <w:r>
-        <w:rPr>
-          <w:lang w:val="en-US"/>
-        </w:rPr>
-        <w:t xml:space="preserve">a = </w:t>
-      </w:r>
-      <w:proofErr w:type="spellStart"/>
-      <w:r>
-        <w:rPr>
-          <w:lang w:val="en-US"/>
-        </w:rPr>
-        <w:t>g^k</w:t>
-      </w:r>
-      <w:proofErr w:type="spellEnd"/>
-      <w:r>
-        <w:rPr>
-          <w:lang w:val="en-US"/>
-        </w:rPr>
-        <w:t xml:space="preserve"> mod p = 7 ^ 13 mod </w:t>
-      </w:r>
-      <w:r>
-        <w:rPr>
-          <w:lang w:val="en-US"/>
-        </w:rPr>
-        <w:t>103</w:t>
-      </w:r>
-    </w:p>
-    <w:p>
-      <w:pPr>
-        <w:ind w:firstLine="0"/>
-        <w:rPr>
-          <w:lang w:val="en-US"/>
-        </w:rPr>
-      </w:pPr>
-    </w:p>
-    <w:p>
-      <w:pPr>
-        <w:ind w:firstLine="0"/>
-        <w:jc w:val="center"/>
-      </w:pPr>
-      <w:r>
-        <w:rPr>
-          <w:lang w:val="en-US"/>
-        </w:rPr>
-        <w:drawing>
-          <wp:inline distT="0" distB="0" distL="0" distR="0" wp14:anchorId="3661953A" wp14:editId="3A0AA8D6">
-            <wp:extent cx="1678305" cy="372957"/>
-            <wp:effectExtent l="0" t="0" r="0" b="8255"/>
-            <wp:docPr id="1368026630" name="Рисунок 1"/>
-            <wp:cNvGraphicFramePr>
-              <a:graphicFrameLocks xmlns:a="http://schemas.openxmlformats.org/drawingml/2006/main" noChangeAspect="1"/>
-            </wp:cNvGraphicFramePr>
-            <a:graphic xmlns:a="http://schemas.openxmlformats.org/drawingml/2006/main">
-              <a:graphicData uri="http://schemas.openxmlformats.org/drawingml/2006/picture">
-                <pic:pic xmlns:pic="http://schemas.openxmlformats.org/drawingml/2006/picture">
-                  <pic:nvPicPr>
-                    <pic:cNvPr id="1368026630" name=""/>
-                    <pic:cNvPicPr/>
-                  </pic:nvPicPr>
-                  <pic:blipFill>
-                    <a:blip r:embed="rId8"/>
-                    <a:stretch>
-                      <a:fillRect/>
-                    </a:stretch>
-                  </pic:blipFill>
-                  <pic:spPr>
-                    <a:xfrm>
-                      <a:off x="0" y="0"/>
-                      <a:ext cx="1691687" cy="375931"/>
-                    </a:xfrm>
-                    <a:prstGeom prst="rect">
-                      <a:avLst/>
-                    </a:prstGeom>
-                  </pic:spPr>
-                </pic:pic>
-              </a:graphicData>
-            </a:graphic>
-          </wp:inline>
-        </w:drawing>
-      </w:r>
-      <w:r>
-        <w:t xml:space="preserve"> </w:t>
-      </w:r>
-    </w:p>
-    <w:p>
-      <w:pPr>
-        <w:ind w:firstLine="0"/>
-        <w:jc w:val="center"/>
-      </w:pPr>
-    </w:p>
-    <w:p>
-      <w:pPr>
-        <w:pStyle w:val="af1"/>
-        <w:rPr>
-          <w:i/>
-          <w:iCs/>
-        </w:rPr>
-      </w:pPr>
-      <w:r>
-        <w:t xml:space="preserve">Рисунок </w:t>
-      </w:r>
-      <w:r>
-        <w:t>2</w:t>
-      </w:r>
-      <w:r>
-        <w:t xml:space="preserve"> – </w:t>
-      </w:r>
-      <w:r>
-        <w:t>Полученный результат</w:t>
-      </w:r>
-    </w:p>
-    <w:p>
-      <w:pPr>
-        <w:ind w:firstLine="0"/>
-        <w:jc w:val="center"/>
-      </w:pPr>
-    </w:p>
-    <w:p/>
-    <w:p>
-      <w:pPr>
-        <w:rPr>
-          <w:b/>
-          <w:bCs/>
-        </w:rPr>
-      </w:pPr>
-      <w:r>
-        <w:rPr>
-          <w:b/>
-          <w:bCs/>
-        </w:rPr>
-        <w:t>2</w:t>
-      </w:r>
-      <w:r>
-        <w:rPr>
-          <w:b/>
-          <w:bCs/>
-        </w:rPr>
-        <w:t xml:space="preserve">) </w:t>
-      </w:r>
-      <w:r>
-        <w:rPr>
-          <w:b/>
-          <w:bCs/>
-        </w:rPr>
-        <w:t>Пример поиска первообразн</w:t>
-      </w:r>
-      <w:r>
-        <w:rPr>
-          <w:b/>
-          <w:bCs/>
-        </w:rPr>
-        <w:t>ых</w:t>
-      </w:r>
-      <w:r>
-        <w:rPr>
-          <w:b/>
-          <w:bCs/>
-        </w:rPr>
-        <w:t xml:space="preserve"> корн</w:t>
-      </w:r>
-      <w:r>
-        <w:rPr>
-          <w:b/>
-          <w:bCs/>
-        </w:rPr>
-        <w:t>ей</w:t>
-      </w:r>
-    </w:p>
-    <w:p>
-      <w:r>
-        <w:t>Задано простое число</w:t>
-      </w:r>
-      <w:r>
-        <w:t xml:space="preserve"> </w:t>
-      </w:r>
-      <w:r>
-        <w:rPr>
-          <w:lang w:val="en-US"/>
-        </w:rPr>
-        <w:t>p</w:t>
-      </w:r>
-      <w:r>
-        <w:t xml:space="preserve"> =</w:t>
-      </w:r>
-      <w:r>
-        <w:t xml:space="preserve"> 41</w:t>
-      </w:r>
-    </w:p>
-    <w:p>
-      <w:pPr>
-        <w:rPr>
-          <w:lang w:val="en-US"/>
-        </w:rPr>
-      </w:pPr>
-      <w:r>
-        <w:t xml:space="preserve">Ищем простые делители </w:t>
-      </w:r>
-      <w:r>
-        <w:rPr>
-          <w:lang w:val="en-US"/>
-        </w:rPr>
-        <w:t>p</w:t>
-      </w:r>
-      <w:r>
-        <w:t xml:space="preserve">-1 = </w:t>
-      </w:r>
-      <w:r>
-        <w:t>40 = 2^3 * 5</w:t>
-      </w:r>
-      <w:r>
-        <w:t>(простые делители</w:t>
-      </w:r>
-      <w:r>
-        <w:t xml:space="preserve">: 2 </w:t>
-      </w:r>
-      <w:r>
-        <w:t>и 5)</w:t>
-      </w:r>
-    </w:p>
-    <w:p>
-      <w:pPr>
-        <w:rPr>
-          <w:lang w:val="en-US"/>
-        </w:rPr>
-      </w:pPr>
-    </w:p>
-    <w:p>
-      <w:r>
-        <w:t>Проверяем, является ли число</w:t>
-      </w:r>
-      <w:r>
-        <w:t xml:space="preserve"> </w:t>
-      </w:r>
-      <w:r>
-        <w:t>2</w:t>
-      </w:r>
-      <w:r>
-        <w:t xml:space="preserve"> </w:t>
-      </w:r>
-      <w:r>
-        <w:t>первообразным корнем по модулю 41</w:t>
-      </w:r>
-    </w:p>
-    <w:p>
-      <w:pPr>
-        <w:rPr>
-          <w:lang w:val="en-US"/>
-        </w:rPr>
-      </w:pPr>
-      <w:r>
-        <w:t>2</w:t>
-      </w:r>
-      <w:r>
-        <w:rPr>
-          <w:lang w:val="en-US"/>
-        </w:rPr>
-        <w:t>^20 mod 41</w:t>
-      </w:r>
-      <w:r>
-        <w:rPr>
-          <w:lang w:val="en-US"/>
-        </w:rPr>
-        <w:t xml:space="preserve"> = 1 </w:t>
-      </w:r>
-      <w:r>
-        <w:t>– не подходит</w:t>
-      </w:r>
-    </w:p>
-    <w:p>
-      <w:pPr>
-        <w:rPr>
-          <w:lang w:val="en-US"/>
-        </w:rPr>
-      </w:pPr>
-    </w:p>
-    <w:p>
-      <w:r>
-        <w:t>Проверяем, является ли число</w:t>
-      </w:r>
-      <w:r>
-        <w:t xml:space="preserve"> </w:t>
-      </w:r>
-      <w:r>
-        <w:t>3</w:t>
-      </w:r>
-      <w:r>
-        <w:t xml:space="preserve"> </w:t>
-      </w:r>
-      <w:r>
-        <w:t>первообразным корнем по модулю 41</w:t>
-      </w:r>
-    </w:p>
-    <w:p>
-      <w:pPr>
-        <w:rPr>
-          <w:lang w:val="en-US"/>
-        </w:rPr>
-      </w:pPr>
-      <w:r>
-        <w:t>3</w:t>
-      </w:r>
-      <w:r>
-        <w:rPr>
-          <w:lang w:val="en-US"/>
-        </w:rPr>
-        <w:t>^20</w:t>
-      </w:r>
-      <w:r>
-        <w:rPr>
-          <w:lang w:val="en-US"/>
-        </w:rPr>
-        <w:t xml:space="preserve"> mod 41 </w:t>
-      </w:r>
-      <w:r>
-        <w:rPr>
-          <w:lang w:val="en-US"/>
-        </w:rPr>
-        <w:t>= 40</w:t>
-      </w:r>
-    </w:p>
-    <w:p>
-      <w:pPr>
-        <w:rPr>
-          <w:lang w:val="en-US"/>
-        </w:rPr>
-      </w:pPr>
-      <w:r>
-        <w:rPr>
-          <w:lang w:val="en-US"/>
-        </w:rPr>
-        <w:lastRenderedPageBreak/>
-        <w:t xml:space="preserve">3 ^ 8 mod 41 = 1 – </w:t>
-      </w:r>
-      <w:r>
-        <w:t>не подходит</w:t>
-      </w:r>
-    </w:p>
-    <w:p>
-      <w:pPr>
-        <w:rPr>
-          <w:lang w:val="en-US"/>
-        </w:rPr>
-      </w:pPr>
-    </w:p>
-    <w:p>
-      <w:r>
-        <w:t>Проверяем, является ли число</w:t>
-      </w:r>
-      <w:r>
-        <w:t xml:space="preserve"> </w:t>
-      </w:r>
-      <w:r>
-        <w:t>6</w:t>
-      </w:r>
-      <w:r>
-        <w:t xml:space="preserve"> </w:t>
-      </w:r>
-      <w:r>
-        <w:t>первообразным корнем по модулю 41</w:t>
-      </w:r>
-    </w:p>
-    <w:p>
-      <w:pPr>
-        <w:rPr>
-          <w:lang w:val="en-US"/>
-        </w:rPr>
-      </w:pPr>
-      <w:r>
-        <w:t xml:space="preserve">6 </w:t>
-      </w:r>
-      <w:r>
-        <w:rPr>
-          <w:lang w:val="en-US"/>
-        </w:rPr>
-        <w:t xml:space="preserve">^ 20 mod 41 </w:t>
-      </w:r>
-      <w:r>
-        <w:rPr>
-          <w:lang w:val="en-US"/>
-        </w:rPr>
-        <w:t xml:space="preserve">= </w:t>
-      </w:r>
-      <w:r>
-        <w:rPr>
-          <w:lang w:val="en-US"/>
-        </w:rPr>
-        <w:t>40</w:t>
-      </w:r>
-    </w:p>
-    <w:p>
-      <w:pPr>
-        <w:rPr>
-          <w:lang w:val="en-US"/>
-        </w:rPr>
-      </w:pPr>
-      <w:r>
-        <w:t xml:space="preserve">6 ^ 8 </w:t>
-      </w:r>
-      <w:r>
-        <w:rPr>
-          <w:lang w:val="en-US"/>
-        </w:rPr>
-        <w:t>mod</w:t>
-      </w:r>
-      <w:r>
-        <w:t xml:space="preserve"> 41 = 1</w:t>
-      </w:r>
-      <w:r>
-        <w:rPr>
-          <w:lang w:val="en-US"/>
-        </w:rPr>
-        <w:t>0</w:t>
-      </w:r>
-      <w:r>
-        <w:t xml:space="preserve"> </w:t>
-      </w:r>
-      <w:r>
-        <w:t>–</w:t>
-      </w:r>
-      <w:r>
-        <w:t xml:space="preserve"> </w:t>
-      </w:r>
-      <w:r>
-        <w:t>подходит</w:t>
-      </w:r>
-    </w:p>
-    <w:p>
-      <w:pPr>
-        <w:rPr>
-          <w:lang w:val="en-US"/>
-        </w:rPr>
-      </w:pPr>
-    </w:p>
-    <w:p>
-      <w:r>
-        <w:t>Проверяем, является ли число</w:t>
-      </w:r>
-      <w:r>
-        <w:t xml:space="preserve"> </w:t>
-      </w:r>
-      <w:r>
-        <w:t>7</w:t>
-      </w:r>
-      <w:r>
-        <w:t xml:space="preserve"> </w:t>
-      </w:r>
-      <w:r>
-        <w:t>первообразным корнем по модулю 41</w:t>
-      </w:r>
-    </w:p>
-    <w:p>
-      <w:pPr>
-        <w:rPr>
-          <w:lang w:val="en-US"/>
-        </w:rPr>
-      </w:pPr>
-      <w:r>
-        <w:t xml:space="preserve">7 </w:t>
-      </w:r>
-      <w:r>
-        <w:rPr>
-          <w:lang w:val="en-US"/>
-        </w:rPr>
-        <w:t xml:space="preserve">^ 20 mod 41 </w:t>
-      </w:r>
-      <w:r>
-        <w:rPr>
-          <w:lang w:val="en-US"/>
-        </w:rPr>
-        <w:t>= 40</w:t>
-      </w:r>
-    </w:p>
-    <w:p>
-      <w:pPr>
-        <w:rPr>
-          <w:lang w:val="en-US"/>
-        </w:rPr>
-      </w:pPr>
-      <w:r>
-        <w:rPr>
-          <w:lang w:val="en-US"/>
-        </w:rPr>
-        <w:t xml:space="preserve">7 ^ 8 mod 41 </w:t>
-      </w:r>
-      <w:r>
-        <w:rPr>
-          <w:lang w:val="en-US"/>
-        </w:rPr>
-        <w:t>= 37</w:t>
-      </w:r>
-      <w:r>
-        <w:rPr>
-          <w:lang w:val="en-US"/>
-        </w:rPr>
-        <w:t xml:space="preserve"> – </w:t>
-      </w:r>
-      <w:r>
-        <w:t>подходит</w:t>
-      </w:r>
-    </w:p>
-    <w:p>
-      <w:pPr>
-        <w:rPr>
-          <w:lang w:val="en-US"/>
-        </w:rPr>
-      </w:pPr>
-    </w:p>
-    <w:p>
-      <w:r>
-        <w:t>Проверяем, является ли число</w:t>
-      </w:r>
-      <w:r>
-        <w:t xml:space="preserve"> </w:t>
-      </w:r>
-      <w:r>
-        <w:t>12</w:t>
-      </w:r>
-      <w:r>
-        <w:t xml:space="preserve"> </w:t>
-      </w:r>
-      <w:r>
-        <w:t>первообразным корнем по модулю 41</w:t>
-      </w:r>
-    </w:p>
-    <w:p>
-      <w:pPr>
-        <w:rPr>
-          <w:lang w:val="en-US"/>
-        </w:rPr>
-      </w:pPr>
-      <w:r>
-        <w:t>12</w:t>
-      </w:r>
-      <w:r>
-        <w:t xml:space="preserve"> </w:t>
-      </w:r>
-      <w:r>
-        <w:t xml:space="preserve">^ 20 </w:t>
-      </w:r>
-      <w:r>
-        <w:rPr>
-          <w:lang w:val="en-US"/>
-        </w:rPr>
-        <w:t>mod</w:t>
-      </w:r>
-      <w:r>
-        <w:t xml:space="preserve"> 41 </w:t>
-      </w:r>
-      <w:r>
-        <w:rPr>
-          <w:lang w:val="en-US"/>
-        </w:rPr>
-        <w:t>= 40</w:t>
-      </w:r>
-    </w:p>
-    <w:p>
-      <w:r>
-        <w:t>12</w:t>
-      </w:r>
-      <w:r>
-        <w:t xml:space="preserve"> ^ 8 </w:t>
-      </w:r>
-      <w:r>
-        <w:rPr>
-          <w:lang w:val="en-US"/>
-        </w:rPr>
-        <w:t>mod</w:t>
-      </w:r>
-      <w:r>
-        <w:t xml:space="preserve"> 41 </w:t>
-      </w:r>
-      <w:r>
-        <w:rPr>
-          <w:lang w:val="en-US"/>
-        </w:rPr>
-        <w:t>= 18</w:t>
-      </w:r>
-      <w:r>
-        <w:t xml:space="preserve"> – </w:t>
-      </w:r>
-      <w:r>
-        <w:t>подходит</w:t>
-      </w:r>
-    </w:p>
-    <w:p/>
-    <w:p>
-      <w:r>
-        <w:t>Проверяем, является ли число</w:t>
-      </w:r>
-      <w:r>
-        <w:t xml:space="preserve"> </w:t>
-      </w:r>
-      <w:r>
-        <w:t>22</w:t>
-      </w:r>
-      <w:r>
-        <w:t xml:space="preserve"> </w:t>
-      </w:r>
-      <w:r>
-        <w:t>первообразным корнем по модулю 41</w:t>
-      </w:r>
-    </w:p>
-    <w:p>
-      <w:pPr>
-        <w:rPr>
-          <w:lang w:val="en-US"/>
-        </w:rPr>
-      </w:pPr>
-      <w:r>
-        <w:t>22</w:t>
-      </w:r>
-      <w:r>
-        <w:t xml:space="preserve"> </w:t>
-      </w:r>
-      <w:r>
-        <w:t xml:space="preserve">^ 20 </w:t>
-      </w:r>
-      <w:r>
-        <w:rPr>
-          <w:lang w:val="en-US"/>
-        </w:rPr>
-        <w:t>mod</w:t>
-      </w:r>
-      <w:r>
-        <w:t xml:space="preserve"> 41 </w:t>
-      </w:r>
-      <w:r>
-        <w:rPr>
-          <w:lang w:val="en-US"/>
-        </w:rPr>
-        <w:t>= 40</w:t>
-      </w:r>
-    </w:p>
-    <w:p>
-      <w:r>
-        <w:t>22</w:t>
-      </w:r>
-      <w:r>
-        <w:t xml:space="preserve"> ^ 8 </w:t>
-      </w:r>
-      <w:r>
-        <w:rPr>
-          <w:lang w:val="en-US"/>
-        </w:rPr>
-        <w:t>mod</w:t>
-      </w:r>
-      <w:r>
-        <w:t xml:space="preserve"> 41 </w:t>
-      </w:r>
-      <w:r>
-        <w:rPr>
-          <w:lang w:val="en-US"/>
-        </w:rPr>
-        <w:t>= 37</w:t>
-      </w:r>
-      <w:r>
-        <w:t xml:space="preserve"> – </w:t>
-      </w:r>
-      <w:r>
-        <w:t>подходит</w:t>
-      </w:r>
-    </w:p>
-    <w:p/>
-    <w:p>
-      <w:r>
-        <w:t>Проверяем, является ли число</w:t>
-      </w:r>
-      <w:r>
-        <w:t xml:space="preserve"> </w:t>
-      </w:r>
-      <w:r>
-        <w:t>28</w:t>
-      </w:r>
-      <w:r>
-        <w:t xml:space="preserve"> </w:t>
-      </w:r>
-      <w:r>
-        <w:t>первообразным корнем по модулю 41</w:t>
-      </w:r>
-    </w:p>
-    <w:p>
-      <w:pPr>
-        <w:rPr>
-          <w:lang w:val="en-US"/>
-        </w:rPr>
-      </w:pPr>
-      <w:r>
-        <w:t>28</w:t>
-      </w:r>
-      <w:r>
-        <w:t xml:space="preserve"> </w:t>
-      </w:r>
-      <w:r>
-        <w:t xml:space="preserve">^ 20 </w:t>
-      </w:r>
-      <w:r>
-        <w:rPr>
-          <w:lang w:val="en-US"/>
-        </w:rPr>
-        <w:t>mod</w:t>
-      </w:r>
-      <w:r>
-        <w:t xml:space="preserve"> 41 </w:t>
-      </w:r>
-      <w:r>
-        <w:rPr>
-          <w:lang w:val="en-US"/>
-        </w:rPr>
-        <w:t>= 40</w:t>
-      </w:r>
-    </w:p>
-    <w:p>
-      <w:r>
-        <w:t>28</w:t>
-      </w:r>
-      <w:r>
-        <w:t xml:space="preserve"> ^ 8 </w:t>
-      </w:r>
-      <w:r>
-        <w:rPr>
-          <w:lang w:val="en-US"/>
-        </w:rPr>
-        <w:t>mod</w:t>
-      </w:r>
-      <w:r>
-        <w:t xml:space="preserve"> 41 </w:t>
-      </w:r>
-      <w:r>
-        <w:rPr>
-          <w:lang w:val="en-US"/>
-        </w:rPr>
-        <w:t>= 10</w:t>
-      </w:r>
-      <w:r>
-        <w:t xml:space="preserve"> – </w:t>
-      </w:r>
-      <w:r>
-        <w:t>подходит</w:t>
-      </w:r>
-    </w:p>
-    <w:p/>
-    <w:p>
-      <w:r>
-        <w:t>Проверяем, является ли число</w:t>
-      </w:r>
-      <w:r>
-        <w:t xml:space="preserve"> </w:t>
-      </w:r>
-      <w:r>
-        <w:t>30</w:t>
-      </w:r>
-      <w:r>
-        <w:t xml:space="preserve"> </w:t>
-      </w:r>
-      <w:r>
-        <w:t>первообразным корнем по модулю 41</w:t>
-      </w:r>
-    </w:p>
-    <w:p>
-      <w:pPr>
-        <w:rPr>
-          <w:lang w:val="en-US"/>
-        </w:rPr>
-      </w:pPr>
-      <w:r>
-        <w:t>30</w:t>
-      </w:r>
-      <w:r>
-        <w:t xml:space="preserve"> </w:t>
-      </w:r>
-      <w:r>
-        <w:t xml:space="preserve">^ 20 </w:t>
-      </w:r>
-      <w:r>
-        <w:rPr>
-          <w:lang w:val="en-US"/>
-        </w:rPr>
-        <w:t>mod</w:t>
-      </w:r>
-      <w:r>
-        <w:t xml:space="preserve"> 41 </w:t>
-      </w:r>
-      <w:r>
-        <w:rPr>
-          <w:lang w:val="en-US"/>
-        </w:rPr>
-        <w:t>= 40</w:t>
-      </w:r>
-    </w:p>
-    <w:p>
-      <w:r>
-        <w:t>30</w:t>
-      </w:r>
-      <w:r>
-        <w:t xml:space="preserve"> ^ 8 </w:t>
-      </w:r>
-      <w:r>
-        <w:rPr>
-          <w:lang w:val="en-US"/>
-        </w:rPr>
-        <w:t>mod</w:t>
-      </w:r>
-      <w:r>
-        <w:t xml:space="preserve"> 41 </w:t>
-      </w:r>
-      <w:r>
-        <w:rPr>
-          <w:lang w:val="en-US"/>
-        </w:rPr>
-        <w:t>= 16</w:t>
-      </w:r>
-      <w:r>
-        <w:t xml:space="preserve"> – </w:t>
-      </w:r>
-      <w:r>
-        <w:t>подходит</w:t>
-      </w:r>
-    </w:p>
-    <w:p/>
-    <w:p>
-      <w:r>
-        <w:t>Проверяем, является ли число</w:t>
-      </w:r>
-      <w:r>
-        <w:t xml:space="preserve"> </w:t>
-      </w:r>
-      <w:r>
-        <w:t>34</w:t>
-      </w:r>
-      <w:r>
-        <w:t xml:space="preserve"> </w:t>
-      </w:r>
-      <w:r>
-        <w:t>первообразным корнем по модулю 41</w:t>
-      </w:r>
-    </w:p>
-    <w:p>
-      <w:pPr>
-        <w:rPr>
-          <w:lang w:val="en-US"/>
-        </w:rPr>
-      </w:pPr>
-      <w:r>
-        <w:t>34</w:t>
-      </w:r>
-      <w:r>
-        <w:t xml:space="preserve"> </w:t>
-      </w:r>
-      <w:r>
-        <w:t xml:space="preserve">^ 20 </w:t>
-      </w:r>
-      <w:r>
-        <w:rPr>
-          <w:lang w:val="en-US"/>
-        </w:rPr>
-        <w:t>mod</w:t>
-      </w:r>
-      <w:r>
-        <w:t xml:space="preserve"> 41 </w:t>
-      </w:r>
-      <w:r>
-        <w:rPr>
-          <w:lang w:val="en-US"/>
-        </w:rPr>
-        <w:t>= 40</w:t>
-      </w:r>
-    </w:p>
-    <w:p>
-      <w:r>
-        <w:t>34</w:t>
-      </w:r>
-      <w:r>
-        <w:t xml:space="preserve"> ^ 8 </w:t>
-      </w:r>
-      <w:r>
-        <w:rPr>
-          <w:lang w:val="en-US"/>
-        </w:rPr>
-        <w:t>mod</w:t>
-      </w:r>
-      <w:r>
-        <w:t xml:space="preserve"> 41 </w:t>
-      </w:r>
-      <w:r>
-        <w:rPr>
-          <w:lang w:val="en-US"/>
-        </w:rPr>
-        <w:t>= 37</w:t>
-      </w:r>
-      <w:r>
-        <w:t xml:space="preserve"> – </w:t>
-      </w:r>
-      <w:r>
-        <w:t>подходит</w:t>
-      </w:r>
-    </w:p>
-    <w:p/>
-    <w:p>
-      <w:r>
-        <w:t>Проверяем, является ли число</w:t>
-      </w:r>
-      <w:r>
-        <w:t xml:space="preserve"> </w:t>
-      </w:r>
-      <w:r>
-        <w:t>35</w:t>
-      </w:r>
-      <w:r>
-        <w:t xml:space="preserve"> </w:t>
-      </w:r>
-      <w:r>
-        <w:t>первообразным корнем по модулю 41</w:t>
-      </w:r>
-    </w:p>
-    <w:p>
-      <w:r>
-        <w:t>3</w:t>
-      </w:r>
-      <w:r>
-        <w:rPr>
-          <w:lang w:val="en-US"/>
-        </w:rPr>
-        <w:t>5</w:t>
-      </w:r>
-      <w:r>
-        <w:t xml:space="preserve"> </w:t>
-      </w:r>
-      <w:r>
-        <w:t xml:space="preserve">^ 20 </w:t>
-      </w:r>
-      <w:r>
-        <w:rPr>
-          <w:lang w:val="en-US"/>
-        </w:rPr>
-        <w:t>mod</w:t>
-      </w:r>
-      <w:r>
-        <w:t xml:space="preserve"> 41 </w:t>
-      </w:r>
-      <w:r>
-        <w:rPr>
-          <w:lang w:val="en-US"/>
-        </w:rPr>
-        <w:t>= 40</w:t>
-      </w:r>
-    </w:p>
-    <w:p>
-      <w:r>
-        <w:rPr>
-          <w:lang w:val="en-US"/>
-        </w:rPr>
-        <w:t>35</w:t>
-      </w:r>
-      <w:r>
-        <w:t xml:space="preserve"> ^ 8 </w:t>
-      </w:r>
-      <w:r>
-        <w:rPr>
-          <w:lang w:val="en-US"/>
-        </w:rPr>
-        <w:t>mod</w:t>
-      </w:r>
-      <w:r>
-        <w:t xml:space="preserve"> 41 </w:t>
-      </w:r>
-      <w:r>
-        <w:rPr>
-          <w:lang w:val="en-US"/>
-        </w:rPr>
-        <w:t xml:space="preserve">= 10 </w:t>
-      </w:r>
-      <w:r>
-        <w:t xml:space="preserve">– </w:t>
-      </w:r>
-      <w:r>
-        <w:t>подходит</w:t>
-      </w:r>
-    </w:p>
-    <w:p/>
-    <w:p/>
-    <w:p>
-      <w:r>
-        <w:t>Исходные данные</w:t>
-      </w:r>
-      <w:r>
-        <w:t>:</w:t>
-      </w:r>
-    </w:p>
-    <w:p/>
-    <w:p>
-      <w:pPr>
-        <w:jc w:val="center"/>
-      </w:pPr>
-      <w:r>
-        <w:rPr>
-          <w:lang w:val="en-US"/>
-        </w:rPr>
-        <w:drawing>
-          <wp:inline distT="0" distB="0" distL="0" distR="0" wp14:anchorId="273B6190" wp14:editId="61386F4E">
-            <wp:extent cx="1402080" cy="701040"/>
-            <wp:effectExtent l="0" t="0" r="7620" b="3810"/>
-            <wp:docPr id="1066561972" name="Рисунок 1"/>
-            <wp:cNvGraphicFramePr>
-              <a:graphicFrameLocks xmlns:a="http://schemas.openxmlformats.org/drawingml/2006/main" noChangeAspect="1"/>
-            </wp:cNvGraphicFramePr>
-            <a:graphic xmlns:a="http://schemas.openxmlformats.org/drawingml/2006/main">
-              <a:graphicData uri="http://schemas.openxmlformats.org/drawingml/2006/picture">
-                <pic:pic xmlns:pic="http://schemas.openxmlformats.org/drawingml/2006/picture">
-                  <pic:nvPicPr>
-                    <pic:cNvPr id="1066561972" name=""/>
-                    <pic:cNvPicPr/>
-                  </pic:nvPicPr>
-                  <pic:blipFill>
-                    <a:blip r:embed="rId9"/>
-                    <a:stretch>
-                      <a:fillRect/>
-                    </a:stretch>
-                  </pic:blipFill>
-                  <pic:spPr>
-                    <a:xfrm>
-                      <a:off x="0" y="0"/>
-                      <a:ext cx="1402284" cy="701142"/>
-                    </a:xfrm>
-                    <a:prstGeom prst="rect">
-                      <a:avLst/>
-                    </a:prstGeom>
-                  </pic:spPr>
-                </pic:pic>
-              </a:graphicData>
-            </a:graphic>
-          </wp:inline>
-        </w:drawing>
-      </w:r>
-    </w:p>
-    <w:p>
-      <w:pPr>
-        <w:jc w:val="center"/>
-      </w:pPr>
-    </w:p>
-    <w:p>
-      <w:pPr>
-        <w:pStyle w:val="af1"/>
-        <w:rPr>
-          <w:i/>
-          <w:iCs/>
-        </w:rPr>
-      </w:pPr>
-      <w:r>
-        <w:t xml:space="preserve">Рисунок </w:t>
-      </w:r>
-      <w:r>
-        <w:t>3</w:t>
-      </w:r>
-      <w:r>
-        <w:t xml:space="preserve"> – </w:t>
-      </w:r>
-      <w:r>
-        <w:t>Исходные данные</w:t>
-      </w:r>
-    </w:p>
-    <w:p>
-      <w:pPr>
-        <w:jc w:val="center"/>
-      </w:pPr>
-    </w:p>
-    <w:p>
-      <w:r>
-        <w:t>Полученный результат</w:t>
-      </w:r>
-      <w:r>
-        <w:t>:</w:t>
-      </w:r>
-    </w:p>
-    <w:p/>
-    <w:p>
-      <w:pPr>
-        <w:jc w:val="center"/>
-      </w:pPr>
-      <w:r>
-        <w:rPr>
-          <w:lang w:val="en-US"/>
-        </w:rPr>
-        <w:drawing>
-          <wp:inline distT="0" distB="0" distL="0" distR="0" wp14:anchorId="0D882AAD" wp14:editId="0345FF25">
-            <wp:extent cx="4812665" cy="1265029"/>
-            <wp:effectExtent l="0" t="0" r="6985" b="0"/>
-            <wp:docPr id="2036110285" name="Рисунок 1"/>
-            <wp:cNvGraphicFramePr>
-              <a:graphicFrameLocks xmlns:a="http://schemas.openxmlformats.org/drawingml/2006/main" noChangeAspect="1"/>
-            </wp:cNvGraphicFramePr>
-            <a:graphic xmlns:a="http://schemas.openxmlformats.org/drawingml/2006/main">
-              <a:graphicData uri="http://schemas.openxmlformats.org/drawingml/2006/picture">
-                <pic:pic xmlns:pic="http://schemas.openxmlformats.org/drawingml/2006/picture">
-                  <pic:nvPicPr>
-                    <pic:cNvPr id="2036110285" name=""/>
-                    <pic:cNvPicPr/>
-                  </pic:nvPicPr>
-                  <pic:blipFill>
-                    <a:blip r:embed="rId10"/>
-                    <a:stretch>
-                      <a:fillRect/>
-                    </a:stretch>
-                  </pic:blipFill>
-                  <pic:spPr>
-                    <a:xfrm>
-                      <a:off x="0" y="0"/>
-                      <a:ext cx="4818585" cy="1266585"/>
-                    </a:xfrm>
-                    <a:prstGeom prst="rect">
-                      <a:avLst/>
-                    </a:prstGeom>
-                  </pic:spPr>
-                </pic:pic>
-              </a:graphicData>
-            </a:graphic>
-          </wp:inline>
-        </w:drawing>
-      </w:r>
-    </w:p>
-    <w:p>
-      <w:pPr>
-        <w:jc w:val="center"/>
-      </w:pPr>
-    </w:p>
-    <w:p>
-      <w:pPr>
-        <w:pStyle w:val="af1"/>
-      </w:pPr>
-      <w:r>
-        <w:t xml:space="preserve"> </w:t>
-      </w:r>
-      <w:r>
-        <w:t xml:space="preserve">Рисунок </w:t>
-      </w:r>
-      <w:r>
-        <w:t>4</w:t>
-      </w:r>
-      <w:r>
-        <w:t xml:space="preserve"> – </w:t>
-      </w:r>
-      <w:r>
-        <w:t>Полученный результат</w:t>
-      </w:r>
-    </w:p>
-    <w:p/>
-    <w:p>
-      <w:pPr>
-        <w:pStyle w:val="a7"/>
-        <w:numPr>
-          <w:ilvl w:val="0"/>
-          <w:numId w:val="6"/>
-        </w:numPr>
-        <w:rPr>
-          <w:b/>
-          <w:bCs/>
-        </w:rPr>
-      </w:pPr>
-      <w:r>
-        <w:rPr>
-          <w:b/>
-          <w:bCs/>
-        </w:rPr>
-        <w:t>Пример работы расширенного алгоритма Евклида</w:t>
-      </w:r>
-    </w:p>
-    <w:p>
-      <w:pPr>
-        <w:rPr>
-          <w:b/>
-          <w:bCs/>
-          <w:lang w:val="en-US"/>
-        </w:rPr>
-      </w:pPr>
-    </w:p>
-    <w:p>
-      <w:pPr>
-        <w:ind w:left="709" w:firstLine="0"/>
-        <w:rPr>
-          <w:lang w:val="en-US"/>
-        </w:rPr>
-      </w:pPr>
-      <w:r>
-        <w:t xml:space="preserve">а = 113, </w:t>
-      </w:r>
-      <w:r>
-        <w:rPr>
-          <w:lang w:val="en-US"/>
-        </w:rPr>
-        <w:t>b = 101</w:t>
-      </w:r>
-    </w:p>
-    <w:p>
-      <w:pPr>
-        <w:rPr>
-          <w:lang w:val="en-US"/>
-        </w:rPr>
-      </w:pPr>
-      <w:proofErr w:type="gramStart"/>
-      <w:r>
-        <w:t>НОД</w:t>
-      </w:r>
-      <w:r>
-        <w:rPr>
-          <w:lang w:val="en-US"/>
-        </w:rPr>
-        <w:t>(</w:t>
-      </w:r>
-      <w:proofErr w:type="gramEnd"/>
-      <w:r>
-        <w:rPr>
-          <w:lang w:val="en-US"/>
-        </w:rPr>
-        <w:t>113, 101) = 1</w:t>
-      </w:r>
-    </w:p>
-    <w:tbl>
-      <w:tblPr>
-        <w:tblStyle w:val="af3"/>
-        <w:tblW w:w="0" w:type="auto"/>
-        <w:tblLook w:val="04A0" w:firstRow="1" w:lastRow="0" w:firstColumn="1" w:lastColumn="0" w:noHBand="0" w:noVBand="1"/>
-      </w:tblPr>
-      <w:tblGrid>
-        <w:gridCol w:w="1411"/>
-        <w:gridCol w:w="1117"/>
-        <w:gridCol w:w="1146"/>
-        <w:gridCol w:w="1146"/>
-        <w:gridCol w:w="1146"/>
-        <w:gridCol w:w="1087"/>
-        <w:gridCol w:w="1146"/>
-        <w:gridCol w:w="1146"/>
-      </w:tblGrid>
-      <w:tr>
-        <w:tc>
-          <w:tcPr>
-            <w:tcW w:w="1411" w:type="dxa"/>
-          </w:tcPr>
-          <w:p>
-            <w:pPr>
-              <w:ind w:firstLine="0"/>
-              <w:rPr>
-                <w:b/>
-                <w:bCs/>
-              </w:rPr>
-            </w:pPr>
-            <w:r>
-              <w:rPr>
-                <w:b/>
-                <w:bCs/>
-              </w:rPr>
-              <w:t>итерация</w:t>
-            </w:r>
-          </w:p>
-        </w:tc>
-        <w:tc>
-          <w:tcPr>
-            <w:tcW w:w="1117" w:type="dxa"/>
-          </w:tcPr>
-          <w:p>
-            <w:pPr>
-              <w:ind w:firstLine="0"/>
-              <w:rPr>
-                <w:b/>
-                <w:bCs/>
-                <w:lang w:val="en-US"/>
-              </w:rPr>
-            </w:pPr>
-            <w:r>
-              <w:rPr>
-                <w:b/>
-                <w:bCs/>
-                <w:lang w:val="en-US"/>
-              </w:rPr>
-              <w:t>q</w:t>
-            </w:r>
-          </w:p>
-        </w:tc>
-        <w:tc>
-          <w:tcPr>
-            <w:tcW w:w="1146" w:type="dxa"/>
-          </w:tcPr>
-          <w:p>
-            <w:pPr>
-              <w:ind w:firstLine="0"/>
-              <w:rPr>
-                <w:b/>
-                <w:bCs/>
-                <w:lang w:val="en-US"/>
-              </w:rPr>
-            </w:pPr>
-            <w:r>
-              <w:rPr>
-                <w:b/>
-                <w:bCs/>
-                <w:lang w:val="en-US"/>
-              </w:rPr>
-              <w:t>a0</w:t>
-            </w:r>
-          </w:p>
-        </w:tc>
-        <w:tc>
-          <w:tcPr>
-            <w:tcW w:w="1146" w:type="dxa"/>
-          </w:tcPr>
-          <w:p>
-            <w:pPr>
-              <w:ind w:firstLine="0"/>
-              <w:rPr>
-                <w:b/>
-                <w:bCs/>
-                <w:lang w:val="en-US"/>
-              </w:rPr>
-            </w:pPr>
-            <w:r>
-              <w:rPr>
-                <w:b/>
-                <w:bCs/>
-                <w:lang w:val="en-US"/>
-              </w:rPr>
-              <w:t>a1</w:t>
-            </w:r>
-          </w:p>
-        </w:tc>
-        <w:tc>
-          <w:tcPr>
-            <w:tcW w:w="1146" w:type="dxa"/>
-          </w:tcPr>
-          <w:p>
-            <w:pPr>
-              <w:ind w:firstLine="0"/>
-              <w:rPr>
-                <w:b/>
-                <w:bCs/>
-                <w:lang w:val="en-US"/>
-              </w:rPr>
-            </w:pPr>
-            <w:r>
-              <w:rPr>
-                <w:b/>
-                <w:bCs/>
-                <w:lang w:val="en-US"/>
-              </w:rPr>
-              <w:t>x0</w:t>
-            </w:r>
-          </w:p>
-        </w:tc>
-        <w:tc>
-          <w:tcPr>
-            <w:tcW w:w="1087" w:type="dxa"/>
-          </w:tcPr>
-          <w:p>
-            <w:pPr>
-              <w:ind w:firstLine="0"/>
-              <w:rPr>
-                <w:b/>
-                <w:bCs/>
-                <w:lang w:val="en-US"/>
-              </w:rPr>
-            </w:pPr>
-            <w:r>
-              <w:rPr>
-                <w:b/>
-                <w:bCs/>
-                <w:lang w:val="en-US"/>
-              </w:rPr>
-              <w:t>x1</w:t>
-            </w:r>
-          </w:p>
-        </w:tc>
-        <w:tc>
-          <w:tcPr>
-            <w:tcW w:w="1146" w:type="dxa"/>
-          </w:tcPr>
-          <w:p>
-            <w:pPr>
-              <w:ind w:firstLine="0"/>
-              <w:rPr>
-                <w:b/>
-                <w:bCs/>
-                <w:lang w:val="en-US"/>
-              </w:rPr>
-            </w:pPr>
-            <w:r>
-              <w:rPr>
-                <w:b/>
-                <w:bCs/>
-                <w:lang w:val="en-US"/>
-              </w:rPr>
-              <w:t>y0</w:t>
-            </w:r>
-          </w:p>
-        </w:tc>
-        <w:tc>
-          <w:tcPr>
-            <w:tcW w:w="1146" w:type="dxa"/>
-          </w:tcPr>
-          <w:p>
-            <w:pPr>
-              <w:ind w:firstLine="0"/>
-              <w:rPr>
-                <w:b/>
-                <w:bCs/>
-                <w:lang w:val="en-US"/>
-              </w:rPr>
-            </w:pPr>
-            <w:r>
-              <w:rPr>
-                <w:b/>
-                <w:bCs/>
-                <w:lang w:val="en-US"/>
-              </w:rPr>
-              <w:t>y1</w:t>
-            </w:r>
-          </w:p>
-        </w:tc>
-      </w:tr>
-      <w:tr>
-        <w:tc>
-          <w:tcPr>
-            <w:tcW w:w="1411" w:type="dxa"/>
-          </w:tcPr>
-          <w:p>
-            <w:pPr>
-              <w:ind w:firstLine="0"/>
-              <w:rPr>
-                <w:lang w:val="en-US"/>
-              </w:rPr>
-            </w:pPr>
-            <w:r>
-              <w:rPr>
-                <w:lang w:val="en-US"/>
-              </w:rPr>
-              <w:t>0</w:t>
-            </w:r>
-          </w:p>
-        </w:tc>
-        <w:tc>
-          <w:tcPr>
-            <w:tcW w:w="1117" w:type="dxa"/>
-          </w:tcPr>
-          <w:p>
-            <w:pPr>
-              <w:ind w:firstLine="0"/>
-              <w:rPr>
-                <w:lang w:val="en-US"/>
-              </w:rPr>
-            </w:pPr>
-            <w:r>
-              <w:rPr>
-                <w:lang w:val="en-US"/>
-              </w:rPr>
-              <w:t>-</w:t>
-            </w:r>
-          </w:p>
-        </w:tc>
-        <w:tc>
-          <w:tcPr>
-            <w:tcW w:w="1146" w:type="dxa"/>
-          </w:tcPr>
-          <w:p>
-            <w:pPr>
-              <w:ind w:firstLine="0"/>
-              <w:rPr>
-                <w:lang w:val="en-US"/>
-              </w:rPr>
-            </w:pPr>
-            <w:r>
-              <w:rPr>
-                <w:lang w:val="en-US"/>
-              </w:rPr>
-              <w:t>113</w:t>
-            </w:r>
-          </w:p>
-        </w:tc>
-        <w:tc>
-          <w:tcPr>
-            <w:tcW w:w="1146" w:type="dxa"/>
-          </w:tcPr>
-          <w:p>
-            <w:pPr>
-              <w:ind w:firstLine="0"/>
-              <w:rPr>
-                <w:lang w:val="en-US"/>
-              </w:rPr>
-            </w:pPr>
-            <w:r>
-              <w:rPr>
-                <w:lang w:val="en-US"/>
-              </w:rPr>
-              <w:t>101</w:t>
-            </w:r>
-          </w:p>
-        </w:tc>
-        <w:tc>
-          <w:tcPr>
-            <w:tcW w:w="1146" w:type="dxa"/>
-          </w:tcPr>
-          <w:p>
-            <w:pPr>
-              <w:ind w:firstLine="0"/>
-              <w:rPr>
-                <w:lang w:val="en-US"/>
-              </w:rPr>
-            </w:pPr>
-            <w:r>
-              <w:rPr>
-                <w:lang w:val="en-US"/>
-              </w:rPr>
-              <w:t>1</w:t>
-            </w:r>
-          </w:p>
-        </w:tc>
-        <w:tc>
-          <w:tcPr>
-            <w:tcW w:w="1087" w:type="dxa"/>
-          </w:tcPr>
-          <w:p>
-            <w:pPr>
-              <w:ind w:firstLine="0"/>
-              <w:rPr>
-                <w:lang w:val="en-US"/>
-              </w:rPr>
-            </w:pPr>
-            <w:r>
-              <w:rPr>
-                <w:lang w:val="en-US"/>
-              </w:rPr>
-              <w:t>0</w:t>
-            </w:r>
-          </w:p>
-        </w:tc>
-        <w:tc>
-          <w:tcPr>
-            <w:tcW w:w="1146" w:type="dxa"/>
-          </w:tcPr>
-          <w:p>
-            <w:pPr>
-              <w:ind w:firstLine="0"/>
-              <w:rPr>
-                <w:lang w:val="en-US"/>
-              </w:rPr>
-            </w:pPr>
-            <w:r>
-              <w:rPr>
-                <w:lang w:val="en-US"/>
-              </w:rPr>
-              <w:t>0</w:t>
-            </w:r>
-          </w:p>
-        </w:tc>
-        <w:tc>
-          <w:tcPr>
-            <w:tcW w:w="1146" w:type="dxa"/>
-          </w:tcPr>
-          <w:p>
-            <w:pPr>
-              <w:ind w:firstLine="0"/>
-              <w:rPr>
-                <w:lang w:val="en-US"/>
-              </w:rPr>
-            </w:pPr>
-            <w:r>
-              <w:rPr>
-                <w:lang w:val="en-US"/>
-              </w:rPr>
-              <w:t>1</w:t>
-            </w:r>
-          </w:p>
-        </w:tc>
-      </w:tr>
-      <w:tr>
-        <w:tc>
-          <w:tcPr>
-            <w:tcW w:w="1411" w:type="dxa"/>
-          </w:tcPr>
-          <w:p>
-            <w:pPr>
-              <w:ind w:firstLine="0"/>
-              <w:rPr>
-                <w:lang w:val="en-US"/>
-              </w:rPr>
-            </w:pPr>
-            <w:r>
-              <w:rPr>
-                <w:lang w:val="en-US"/>
-              </w:rPr>
-              <w:t>1</w:t>
-            </w:r>
-          </w:p>
-        </w:tc>
-        <w:tc>
-          <w:tcPr>
-            <w:tcW w:w="1117" w:type="dxa"/>
-          </w:tcPr>
-          <w:p>
-            <w:pPr>
-              <w:ind w:firstLine="0"/>
-              <w:rPr>
-                <w:lang w:val="en-US"/>
-              </w:rPr>
-            </w:pPr>
-            <w:r>
-              <w:rPr>
-                <w:lang w:val="en-US"/>
-              </w:rPr>
-              <w:t>1</w:t>
-            </w:r>
-          </w:p>
-        </w:tc>
-        <w:tc>
-          <w:tcPr>
-            <w:tcW w:w="1146" w:type="dxa"/>
-          </w:tcPr>
-          <w:p>
-            <w:pPr>
-              <w:ind w:firstLine="0"/>
-              <w:rPr>
-                <w:lang w:val="en-US"/>
-              </w:rPr>
-            </w:pPr>
-            <w:r>
-              <w:rPr>
-                <w:lang w:val="en-US"/>
-              </w:rPr>
-              <w:t>101</w:t>
-            </w:r>
-          </w:p>
-        </w:tc>
-        <w:tc>
-          <w:tcPr>
-            <w:tcW w:w="1146" w:type="dxa"/>
-          </w:tcPr>
-          <w:p>
-            <w:pPr>
-              <w:ind w:firstLine="0"/>
-              <w:rPr>
-                <w:lang w:val="en-US"/>
-              </w:rPr>
-            </w:pPr>
-            <w:r>
-              <w:rPr>
-                <w:lang w:val="en-US"/>
-              </w:rPr>
-              <w:t>12</w:t>
-            </w:r>
-          </w:p>
-        </w:tc>
-        <w:tc>
-          <w:tcPr>
-            <w:tcW w:w="1146" w:type="dxa"/>
-          </w:tcPr>
-          <w:p>
-            <w:pPr>
-              <w:ind w:firstLine="0"/>
-              <w:rPr>
-                <w:lang w:val="en-US"/>
-              </w:rPr>
-            </w:pPr>
-            <w:r>
-              <w:rPr>
-                <w:lang w:val="en-US"/>
-              </w:rPr>
-              <w:t>0</w:t>
-            </w:r>
-          </w:p>
-        </w:tc>
-        <w:tc>
-          <w:tcPr>
-            <w:tcW w:w="1087" w:type="dxa"/>
-          </w:tcPr>
-          <w:p>
-            <w:pPr>
-              <w:ind w:firstLine="0"/>
-              <w:rPr>
-                <w:lang w:val="en-US"/>
-              </w:rPr>
-            </w:pPr>
-            <w:r>
-              <w:rPr>
-                <w:lang w:val="en-US"/>
-              </w:rPr>
-              <w:t>1</w:t>
-            </w:r>
-          </w:p>
-        </w:tc>
-        <w:tc>
-          <w:tcPr>
-            <w:tcW w:w="1146" w:type="dxa"/>
-          </w:tcPr>
-          <w:p>
-            <w:pPr>
-              <w:ind w:firstLine="0"/>
-              <w:rPr>
-                <w:lang w:val="en-US"/>
-              </w:rPr>
-            </w:pPr>
-            <w:r>
-              <w:rPr>
-                <w:lang w:val="en-US"/>
-              </w:rPr>
-              <w:t>1</w:t>
-            </w:r>
-          </w:p>
-        </w:tc>
-        <w:tc>
-          <w:tcPr>
-            <w:tcW w:w="1146" w:type="dxa"/>
-          </w:tcPr>
-          <w:p>
-            <w:pPr>
-              <w:ind w:firstLine="0"/>
-              <w:rPr>
-                <w:lang w:val="en-US"/>
-              </w:rPr>
-            </w:pPr>
-            <w:r>
-              <w:rPr>
-                <w:lang w:val="en-US"/>
-              </w:rPr>
-              <w:t>-1</w:t>
-            </w:r>
-          </w:p>
-        </w:tc>
-      </w:tr>
-      <w:tr>
-        <w:tc>
-          <w:tcPr>
-            <w:tcW w:w="1411" w:type="dxa"/>
-          </w:tcPr>
-          <w:p>
-            <w:pPr>
-              <w:ind w:firstLine="0"/>
-              <w:rPr>
-                <w:lang w:val="en-US"/>
-              </w:rPr>
-            </w:pPr>
-            <w:r>
-              <w:rPr>
-                <w:lang w:val="en-US"/>
-              </w:rPr>
-              <w:t>2</w:t>
-            </w:r>
-          </w:p>
-        </w:tc>
-        <w:tc>
-          <w:tcPr>
-            <w:tcW w:w="1117" w:type="dxa"/>
-          </w:tcPr>
-          <w:p>
-            <w:pPr>
-              <w:ind w:firstLine="0"/>
-              <w:rPr>
-                <w:lang w:val="en-US"/>
-              </w:rPr>
-            </w:pPr>
-            <w:r>
-              <w:rPr>
-                <w:lang w:val="en-US"/>
-              </w:rPr>
-              <w:t>8</w:t>
-            </w:r>
-          </w:p>
-        </w:tc>
-        <w:tc>
-          <w:tcPr>
-            <w:tcW w:w="1146" w:type="dxa"/>
-          </w:tcPr>
-          <w:p>
-            <w:pPr>
-              <w:ind w:firstLine="0"/>
-              <w:rPr>
-                <w:lang w:val="en-US"/>
-              </w:rPr>
-            </w:pPr>
-            <w:r>
-              <w:rPr>
-                <w:lang w:val="en-US"/>
-              </w:rPr>
-              <w:t>12</w:t>
-            </w:r>
-          </w:p>
-        </w:tc>
-        <w:tc>
-          <w:tcPr>
-            <w:tcW w:w="1146" w:type="dxa"/>
-          </w:tcPr>
-          <w:p>
-            <w:pPr>
-              <w:ind w:firstLine="0"/>
-              <w:rPr>
-                <w:lang w:val="en-US"/>
-              </w:rPr>
-            </w:pPr>
-            <w:r>
-              <w:rPr>
-                <w:lang w:val="en-US"/>
-              </w:rPr>
-              <w:t>5</w:t>
-            </w:r>
-          </w:p>
-        </w:tc>
-        <w:tc>
-          <w:tcPr>
-            <w:tcW w:w="1146" w:type="dxa"/>
-          </w:tcPr>
-          <w:p>
-            <w:pPr>
-              <w:ind w:firstLine="0"/>
-              <w:rPr>
-                <w:lang w:val="en-US"/>
-              </w:rPr>
-            </w:pPr>
-            <w:r>
-              <w:rPr>
-                <w:lang w:val="en-US"/>
-              </w:rPr>
-              <w:t>1</w:t>
-            </w:r>
-          </w:p>
-        </w:tc>
-        <w:tc>
-          <w:tcPr>
-            <w:tcW w:w="1087" w:type="dxa"/>
-          </w:tcPr>
-          <w:p>
-            <w:pPr>
-              <w:ind w:firstLine="0"/>
-              <w:rPr>
-                <w:lang w:val="en-US"/>
-              </w:rPr>
-            </w:pPr>
-            <w:r>
-              <w:rPr>
-                <w:lang w:val="en-US"/>
-              </w:rPr>
-              <w:t>-8</w:t>
-            </w:r>
-          </w:p>
-        </w:tc>
-        <w:tc>
-          <w:tcPr>
-            <w:tcW w:w="1146" w:type="dxa"/>
-          </w:tcPr>
-          <w:p>
-            <w:pPr>
-              <w:ind w:firstLine="0"/>
-              <w:rPr>
-                <w:lang w:val="en-US"/>
-              </w:rPr>
-            </w:pPr>
-            <w:r>
-              <w:rPr>
-                <w:lang w:val="en-US"/>
-              </w:rPr>
-              <w:t>-1</w:t>
-            </w:r>
-          </w:p>
-        </w:tc>
-        <w:tc>
-          <w:tcPr>
-            <w:tcW w:w="1146" w:type="dxa"/>
-          </w:tcPr>
-          <w:p>
-            <w:pPr>
-              <w:ind w:firstLine="0"/>
-              <w:rPr>
-                <w:lang w:val="en-US"/>
-              </w:rPr>
-            </w:pPr>
-            <w:r>
-              <w:rPr>
-                <w:lang w:val="en-US"/>
-              </w:rPr>
-              <w:t>9</w:t>
-            </w:r>
-          </w:p>
-        </w:tc>
-      </w:tr>
-      <w:tr>
-        <w:tc>
-          <w:tcPr>
-            <w:tcW w:w="1411" w:type="dxa"/>
-          </w:tcPr>
-          <w:p>
-            <w:pPr>
-              <w:ind w:firstLine="0"/>
-              <w:rPr>
-                <w:lang w:val="en-US"/>
-              </w:rPr>
-            </w:pPr>
-            <w:r>
-              <w:rPr>
-                <w:lang w:val="en-US"/>
-              </w:rPr>
-              <w:t>3</w:t>
-            </w:r>
-          </w:p>
-        </w:tc>
-        <w:tc>
-          <w:tcPr>
-            <w:tcW w:w="1117" w:type="dxa"/>
-          </w:tcPr>
-          <w:p>
-            <w:pPr>
-              <w:ind w:firstLine="0"/>
-              <w:rPr>
-                <w:lang w:val="en-US"/>
-              </w:rPr>
-            </w:pPr>
-            <w:r>
-              <w:rPr>
-                <w:lang w:val="en-US"/>
-              </w:rPr>
-              <w:t>2</w:t>
-            </w:r>
-          </w:p>
-        </w:tc>
-        <w:tc>
-          <w:tcPr>
-            <w:tcW w:w="1146" w:type="dxa"/>
-          </w:tcPr>
-          <w:p>
-            <w:pPr>
-              <w:ind w:firstLine="0"/>
-              <w:rPr>
-                <w:lang w:val="en-US"/>
-              </w:rPr>
-            </w:pPr>
-            <w:r>
-              <w:rPr>
-                <w:lang w:val="en-US"/>
-              </w:rPr>
-              <w:t>5</w:t>
-            </w:r>
-          </w:p>
-        </w:tc>
-        <w:tc>
-          <w:tcPr>
-            <w:tcW w:w="1146" w:type="dxa"/>
-          </w:tcPr>
-          <w:p>
-            <w:pPr>
-              <w:ind w:firstLine="0"/>
-              <w:rPr>
-                <w:lang w:val="en-US"/>
-              </w:rPr>
-            </w:pPr>
-            <w:r>
-              <w:rPr>
-                <w:lang w:val="en-US"/>
-              </w:rPr>
-              <w:t>2</w:t>
-            </w:r>
-          </w:p>
-        </w:tc>
-        <w:tc>
-          <w:tcPr>
-            <w:tcW w:w="1146" w:type="dxa"/>
-          </w:tcPr>
-          <w:p>
-            <w:pPr>
-              <w:ind w:firstLine="0"/>
-              <w:rPr>
-                <w:lang w:val="en-US"/>
-              </w:rPr>
-            </w:pPr>
-            <w:r>
-              <w:rPr>
-                <w:lang w:val="en-US"/>
-              </w:rPr>
-              <w:t>-8</w:t>
-            </w:r>
-          </w:p>
-        </w:tc>
-        <w:tc>
-          <w:tcPr>
-            <w:tcW w:w="1087" w:type="dxa"/>
-          </w:tcPr>
-          <w:p>
-            <w:pPr>
-              <w:ind w:firstLine="0"/>
-              <w:rPr>
-                <w:lang w:val="en-US"/>
-              </w:rPr>
-            </w:pPr>
-            <w:r>
-              <w:rPr>
-                <w:lang w:val="en-US"/>
-              </w:rPr>
-              <w:t>17</w:t>
-            </w:r>
-          </w:p>
-        </w:tc>
-        <w:tc>
-          <w:tcPr>
-            <w:tcW w:w="1146" w:type="dxa"/>
-          </w:tcPr>
-          <w:p>
-            <w:pPr>
-              <w:ind w:firstLine="0"/>
-              <w:rPr>
-                <w:lang w:val="en-US"/>
-              </w:rPr>
-            </w:pPr>
-            <w:r>
-              <w:rPr>
-                <w:lang w:val="en-US"/>
-              </w:rPr>
-              <w:t>9</w:t>
-            </w:r>
-          </w:p>
-        </w:tc>
-        <w:tc>
-          <w:tcPr>
-            <w:tcW w:w="1146" w:type="dxa"/>
-          </w:tcPr>
-          <w:p>
-            <w:pPr>
-              <w:ind w:firstLine="0"/>
-              <w:rPr>
-                <w:lang w:val="en-US"/>
-              </w:rPr>
-            </w:pPr>
-            <w:r>
-              <w:rPr>
-                <w:lang w:val="en-US"/>
-              </w:rPr>
-              <w:t>-19</w:t>
-            </w:r>
-          </w:p>
-        </w:tc>
-      </w:tr>
-      <w:tr>
-        <w:tc>
-          <w:tcPr>
-            <w:tcW w:w="1411" w:type="dxa"/>
-          </w:tcPr>
-          <w:p>
-            <w:pPr>
-              <w:ind w:firstLine="0"/>
-              <w:rPr>
-                <w:lang w:val="en-US"/>
-              </w:rPr>
-            </w:pPr>
-            <w:r>
-              <w:rPr>
-                <w:lang w:val="en-US"/>
-              </w:rPr>
-              <w:t>4</w:t>
-            </w:r>
-          </w:p>
-        </w:tc>
-        <w:tc>
-          <w:tcPr>
-            <w:tcW w:w="1117" w:type="dxa"/>
-          </w:tcPr>
-          <w:p>
-            <w:pPr>
-              <w:ind w:firstLine="0"/>
-              <w:rPr>
-                <w:lang w:val="en-US"/>
-              </w:rPr>
-            </w:pPr>
-            <w:r>
-              <w:rPr>
-                <w:lang w:val="en-US"/>
-              </w:rPr>
-              <w:t>2</w:t>
-            </w:r>
-          </w:p>
-        </w:tc>
-        <w:tc>
-          <w:tcPr>
-            <w:tcW w:w="1146" w:type="dxa"/>
-          </w:tcPr>
-          <w:p>
-            <w:pPr>
-              <w:ind w:firstLine="0"/>
-              <w:rPr>
-                <w:lang w:val="en-US"/>
-              </w:rPr>
-            </w:pPr>
-            <w:r>
-              <w:rPr>
-                <w:lang w:val="en-US"/>
-              </w:rPr>
-              <w:t>2</w:t>
-            </w:r>
-          </w:p>
-        </w:tc>
-        <w:tc>
-          <w:tcPr>
-            <w:tcW w:w="1146" w:type="dxa"/>
-          </w:tcPr>
-          <w:p>
-            <w:pPr>
-              <w:ind w:firstLine="0"/>
-              <w:rPr>
-                <w:lang w:val="en-US"/>
-              </w:rPr>
-            </w:pPr>
-            <w:r>
-              <w:rPr>
-                <w:lang w:val="en-US"/>
-              </w:rPr>
-              <w:t>1</w:t>
-            </w:r>
-          </w:p>
-        </w:tc>
-        <w:tc>
-          <w:tcPr>
-            <w:tcW w:w="1146" w:type="dxa"/>
-          </w:tcPr>
-          <w:p>
-            <w:pPr>
-              <w:ind w:firstLine="0"/>
-              <w:rPr>
-                <w:lang w:val="en-US"/>
-              </w:rPr>
-            </w:pPr>
-            <w:r>
-              <w:rPr>
-                <w:lang w:val="en-US"/>
-              </w:rPr>
-              <w:t>17</w:t>
-            </w:r>
-          </w:p>
-        </w:tc>
-        <w:tc>
-          <w:tcPr>
-            <w:tcW w:w="1087" w:type="dxa"/>
-          </w:tcPr>
-          <w:p>
-            <w:pPr>
-              <w:ind w:firstLine="0"/>
-              <w:rPr>
-                <w:lang w:val="en-US"/>
-              </w:rPr>
-            </w:pPr>
-            <w:r>
-              <w:rPr>
-                <w:lang w:val="en-US"/>
-              </w:rPr>
-              <w:t>-42</w:t>
-            </w:r>
-          </w:p>
-        </w:tc>
-        <w:tc>
-          <w:tcPr>
-            <w:tcW w:w="1146" w:type="dxa"/>
-          </w:tcPr>
-          <w:p>
-            <w:pPr>
-              <w:ind w:firstLine="0"/>
-              <w:rPr>
-                <w:lang w:val="en-US"/>
-              </w:rPr>
-            </w:pPr>
-            <w:r>
-              <w:rPr>
-                <w:lang w:val="en-US"/>
-              </w:rPr>
-              <w:t>-19</w:t>
-            </w:r>
-          </w:p>
-        </w:tc>
-        <w:tc>
-          <w:tcPr>
-            <w:tcW w:w="1146" w:type="dxa"/>
-          </w:tcPr>
-          <w:p>
-            <w:pPr>
-              <w:ind w:firstLine="0"/>
-              <w:rPr>
-                <w:lang w:val="en-US"/>
-              </w:rPr>
-            </w:pPr>
-            <w:r>
-              <w:rPr>
-                <w:lang w:val="en-US"/>
-              </w:rPr>
-              <w:t>47</w:t>
-            </w:r>
-          </w:p>
-        </w:tc>
-      </w:tr>
-      <w:tr>
-        <w:tc>
-          <w:tcPr>
-            <w:tcW w:w="1411" w:type="dxa"/>
-          </w:tcPr>
-          <w:p>
-            <w:pPr>
-              <w:ind w:firstLine="0"/>
-              <w:rPr>
-                <w:lang w:val="en-US"/>
-              </w:rPr>
-            </w:pPr>
-            <w:r>
-              <w:rPr>
-                <w:lang w:val="en-US"/>
-              </w:rPr>
-              <w:t>5</w:t>
-            </w:r>
-          </w:p>
-        </w:tc>
-        <w:tc>
-          <w:tcPr>
-            <w:tcW w:w="1117" w:type="dxa"/>
-          </w:tcPr>
-          <w:p>
-            <w:pPr>
-              <w:ind w:firstLine="0"/>
-              <w:rPr>
-                <w:lang w:val="en-US"/>
-              </w:rPr>
-            </w:pPr>
-            <w:r>
-              <w:rPr>
-                <w:lang w:val="en-US"/>
-              </w:rPr>
-              <w:t>2</w:t>
-            </w:r>
-          </w:p>
-        </w:tc>
-        <w:tc>
-          <w:tcPr>
-            <w:tcW w:w="1146" w:type="dxa"/>
-          </w:tcPr>
-          <w:p>
-            <w:pPr>
-              <w:ind w:firstLine="0"/>
-              <w:rPr>
-                <w:lang w:val="en-US"/>
-              </w:rPr>
-            </w:pPr>
-            <w:r>
-              <w:rPr>
-                <w:lang w:val="en-US"/>
-              </w:rPr>
-              <w:t>1</w:t>
-            </w:r>
-          </w:p>
-        </w:tc>
-        <w:tc>
-          <w:tcPr>
-            <w:tcW w:w="1146" w:type="dxa"/>
-          </w:tcPr>
-          <w:p>
-            <w:pPr>
-              <w:ind w:firstLine="0"/>
-              <w:rPr>
-                <w:lang w:val="en-US"/>
-              </w:rPr>
-            </w:pPr>
-            <w:r>
-              <w:rPr>
-                <w:lang w:val="en-US"/>
-              </w:rPr>
-              <w:t>0</w:t>
-            </w:r>
-          </w:p>
-        </w:tc>
-        <w:tc>
-          <w:tcPr>
-            <w:tcW w:w="1146" w:type="dxa"/>
-          </w:tcPr>
-          <w:p>
-            <w:pPr>
-              <w:ind w:firstLine="0"/>
-              <w:rPr>
-                <w:lang w:val="en-US"/>
-              </w:rPr>
-            </w:pPr>
-            <w:r>
-              <w:rPr>
-                <w:lang w:val="en-US"/>
-              </w:rPr>
-              <w:t>-41</w:t>
-            </w:r>
-          </w:p>
-        </w:tc>
-        <w:tc>
-          <w:tcPr>
-            <w:tcW w:w="1087" w:type="dxa"/>
-          </w:tcPr>
-          <w:p>
-            <w:pPr>
-              <w:ind w:firstLine="0"/>
-              <w:rPr>
-                <w:lang w:val="en-US"/>
-              </w:rPr>
-            </w:pPr>
-            <w:r>
-              <w:rPr>
-                <w:lang w:val="en-US"/>
-              </w:rPr>
-              <w:t>101</w:t>
-            </w:r>
-          </w:p>
-        </w:tc>
-        <w:tc>
-          <w:tcPr>
-            <w:tcW w:w="1146" w:type="dxa"/>
-          </w:tcPr>
-          <w:p>
-            <w:pPr>
-              <w:ind w:firstLine="0"/>
-              <w:rPr>
-                <w:lang w:val="en-US"/>
-              </w:rPr>
-            </w:pPr>
-            <w:r>
-              <w:rPr>
-                <w:lang w:val="en-US"/>
-              </w:rPr>
-              <w:t>47</w:t>
-            </w:r>
-          </w:p>
-        </w:tc>
-        <w:tc>
-          <w:tcPr>
-            <w:tcW w:w="1146" w:type="dxa"/>
-          </w:tcPr>
-          <w:p>
-            <w:pPr>
-              <w:ind w:firstLine="0"/>
-              <w:rPr>
-                <w:lang w:val="en-US"/>
-              </w:rPr>
-            </w:pPr>
-            <w:r>
-              <w:rPr>
-                <w:lang w:val="en-US"/>
-              </w:rPr>
-              <w:t>-113</w:t>
-            </w:r>
-          </w:p>
-        </w:tc>
-      </w:tr>
-    </w:tbl>
-    <w:p>
-      <w:pPr>
-        <w:ind w:firstLine="0"/>
-        <w:rPr>
-          <w:lang w:val="en-US"/>
-        </w:rPr>
-      </w:pPr>
-      <w:r>
-        <w:rPr>
-          <w:lang w:val="en-US"/>
-        </w:rPr>
-        <w:t>x1 = -42, y1 = 47</w:t>
-      </w:r>
-    </w:p>
-    <w:p>
-      <w:pPr>
-        <w:ind w:firstLine="0"/>
-        <w:rPr>
-          <w:lang w:val="en-US"/>
-        </w:rPr>
-      </w:pPr>
-      <w:r>
-        <w:rPr>
-          <w:lang w:val="en-US"/>
-        </w:rPr>
-        <w:t>(-42) * 113 + 47 * 101 = 1</w:t>
-      </w:r>
-    </w:p>
-    <w:p>
-      <w:pPr>
-        <w:ind w:firstLine="0"/>
-        <w:rPr>
-          <w:lang w:val="en-US"/>
-        </w:rPr>
-      </w:pPr>
-    </w:p>
-    <w:p>
-      <w:pPr>
-        <w:ind w:firstLine="0"/>
-        <w:jc w:val="center"/>
-        <w:rPr>
-          <w:lang w:val="en-US"/>
-        </w:rPr>
-      </w:pPr>
-      <w:r>
-        <w:rPr>
-          <w:lang w:val="en-US"/>
-        </w:rPr>
-        <w:drawing>
-          <wp:inline distT="0" distB="0" distL="0" distR="0" wp14:anchorId="2FD406B9" wp14:editId="7412A35F">
-            <wp:extent cx="2657846" cy="857370"/>
-            <wp:effectExtent l="0" t="0" r="0" b="0"/>
-            <wp:docPr id="2019706805" name="Рисунок 1"/>
-            <wp:cNvGraphicFramePr>
-              <a:graphicFrameLocks xmlns:a="http://schemas.openxmlformats.org/drawingml/2006/main" noChangeAspect="1"/>
-            </wp:cNvGraphicFramePr>
-            <a:graphic xmlns:a="http://schemas.openxmlformats.org/drawingml/2006/main">
-              <a:graphicData uri="http://schemas.openxmlformats.org/drawingml/2006/picture">
-                <pic:pic xmlns:pic="http://schemas.openxmlformats.org/drawingml/2006/picture">
-                  <pic:nvPicPr>
-                    <pic:cNvPr id="2019706805" name=""/>
-                    <pic:cNvPicPr/>
-                  </pic:nvPicPr>
-                  <pic:blipFill>
-                    <a:blip r:embed="rId11"/>
-                    <a:stretch>
-                      <a:fillRect/>
-                    </a:stretch>
-                  </pic:blipFill>
-                  <pic:spPr>
-                    <a:xfrm>
-                      <a:off x="0" y="0"/>
-                      <a:ext cx="2657846" cy="857370"/>
-                    </a:xfrm>
-                    <a:prstGeom prst="rect">
-                      <a:avLst/>
-                    </a:prstGeom>
-                  </pic:spPr>
-                </pic:pic>
-              </a:graphicData>
-            </a:graphic>
-          </wp:inline>
-        </w:drawing>
-      </w:r>
-    </w:p>
-    <w:p>
-      <w:pPr>
-        <w:ind w:firstLine="0"/>
-        <w:jc w:val="center"/>
-        <w:rPr>
-          <w:lang w:val="en-US"/>
-        </w:rPr>
-      </w:pPr>
-    </w:p>
-    <w:p>
-      <w:pPr>
-        <w:ind w:firstLine="0"/>
-        <w:jc w:val="center"/>
-      </w:pPr>
-      <w:r>
-        <w:t xml:space="preserve">Рисунок </w:t>
-      </w:r>
-      <w:r>
-        <w:t>5</w:t>
-      </w:r>
-      <w:r>
-        <w:t xml:space="preserve"> – </w:t>
-      </w:r>
-      <w:r>
-        <w:t>Полученный результат</w:t>
       </w:r>
     </w:p>
     <w:p>
@@ -3844,7 +602,7 @@
                     <pic:cNvPicPr/>
                   </pic:nvPicPr>
                   <pic:blipFill>
-                    <a:blip r:embed="rId12"/>
+                    <a:blip r:embed="rId6"/>
                     <a:stretch>
                       <a:fillRect/>
                     </a:stretch>
@@ -3886,10 +644,7 @@
         <w:t xml:space="preserve">Рисунок </w:t>
       </w:r>
       <w:r>
-        <w:rPr>
-          <w:lang w:val="en-US"/>
-        </w:rPr>
-        <w:t>6</w:t>
+        <w:t>1</w:t>
       </w:r>
       <w:r>
         <w:t xml:space="preserve"> – </w:t>
@@ -3940,7 +695,7 @@
                     <pic:cNvPicPr/>
                   </pic:nvPicPr>
                   <pic:blipFill>
-                    <a:blip r:embed="rId13"/>
+                    <a:blip r:embed="rId7"/>
                     <a:stretch>
                       <a:fillRect/>
                     </a:stretch>
@@ -3982,37 +737,35 @@
         <w:t xml:space="preserve">Рисунок </w:t>
       </w:r>
       <w:r>
+        <w:t>2</w:t>
+      </w:r>
+      <w:r>
+        <w:t xml:space="preserve"> – </w:t>
+      </w:r>
+      <w:r>
+        <w:t>Исходные данные</w:t>
+      </w:r>
+      <w:r>
+        <w:t>. Тест 1</w:t>
+      </w:r>
+    </w:p>
+    <w:p>
+      <w:pPr>
         <w:rPr>
           <w:lang w:val="en-US"/>
         </w:rPr>
-        <w:t>7</w:t>
-      </w:r>
-      <w:r>
-        <w:t xml:space="preserve"> – </w:t>
-      </w:r>
-      <w:r>
-        <w:t>Исходные данные</w:t>
-      </w:r>
-      <w:r>
-        <w:t>. Тест 1</w:t>
-      </w:r>
-    </w:p>
-    <w:p>
-      <w:pPr>
+      </w:pPr>
+    </w:p>
+    <w:p>
+      <w:pPr>
+        <w:jc w:val="center"/>
         <w:rPr>
           <w:lang w:val="en-US"/>
         </w:rPr>
       </w:pPr>
-    </w:p>
-    <w:p>
-      <w:pPr>
-        <w:jc w:val="center"/>
-        <w:rPr>
-          <w:lang w:val="en-US"/>
-        </w:rPr>
-      </w:pPr>
-      <w:r>
-        <w:rPr>
+      <w:r>
+        <w:rPr>
+          <w:noProof/>
           <w:lang w:val="en-US"/>
         </w:rPr>
         <w:drawing>
@@ -4031,7 +784,7 @@
                     <pic:cNvPicPr/>
                   </pic:nvPicPr>
                   <pic:blipFill>
-                    <a:blip r:embed="rId14"/>
+                    <a:blip r:embed="rId8"/>
                     <a:stretch>
                       <a:fillRect/>
                     </a:stretch>
@@ -4063,18 +816,12 @@
     <w:p>
       <w:pPr>
         <w:pStyle w:val="af1"/>
-        <w:rPr>
-          <w:lang w:val="en-US"/>
-        </w:rPr>
       </w:pPr>
       <w:r>
         <w:t xml:space="preserve">Рисунок </w:t>
       </w:r>
       <w:r>
-        <w:rPr>
-          <w:lang w:val="en-US"/>
-        </w:rPr>
-        <w:t>8</w:t>
+        <w:t>3</w:t>
       </w:r>
       <w:r>
         <w:t xml:space="preserve"> – </w:t>
@@ -4117,6 +864,9 @@
         <w:jc w:val="center"/>
       </w:pPr>
       <w:r>
+        <w:rPr>
+          <w:noProof/>
+        </w:rPr>
         <w:lastRenderedPageBreak/>
         <w:drawing>
           <wp:inline distT="0" distB="0" distL="0" distR="0" wp14:anchorId="72067414" wp14:editId="094F96EC">
@@ -4134,7 +884,7 @@
                     <pic:cNvPicPr/>
                   </pic:nvPicPr>
                   <pic:blipFill>
-                    <a:blip r:embed="rId15"/>
+                    <a:blip r:embed="rId9"/>
                     <a:stretch>
                       <a:fillRect/>
                     </a:stretch>
@@ -4172,10 +922,7 @@
         <w:t xml:space="preserve">Рисунок </w:t>
       </w:r>
       <w:r>
-        <w:rPr>
-          <w:lang w:val="en-US"/>
-        </w:rPr>
-        <w:t>9</w:t>
+        <w:t>4</w:t>
       </w:r>
       <w:r>
         <w:t xml:space="preserve"> – Полученный результат. Тест 1</w:t>
@@ -4192,6 +939,9 @@
         <w:jc w:val="center"/>
       </w:pPr>
       <w:r>
+        <w:rPr>
+          <w:noProof/>
+        </w:rPr>
         <w:drawing>
           <wp:inline distT="0" distB="0" distL="0" distR="0" wp14:anchorId="6FFD11A3" wp14:editId="0DA33334">
             <wp:extent cx="2057400" cy="2602735"/>
@@ -4208,7 +958,7 @@
                     <pic:cNvPicPr/>
                   </pic:nvPicPr>
                   <pic:blipFill>
-                    <a:blip r:embed="rId16"/>
+                    <a:blip r:embed="rId10"/>
                     <a:stretch>
                       <a:fillRect/>
                     </a:stretch>
@@ -4242,10 +992,7 @@
         <w:t xml:space="preserve">Рисунок </w:t>
       </w:r>
       <w:r>
-        <w:rPr>
-          <w:lang w:val="en-US"/>
-        </w:rPr>
-        <w:t>10</w:t>
+        <w:t>5</w:t>
       </w:r>
       <w:r>
         <w:t xml:space="preserve"> – Полученный результат. Тест 1</w:t>
@@ -4261,6 +1008,9 @@
         <w:jc w:val="center"/>
       </w:pPr>
       <w:r>
+        <w:rPr>
+          <w:noProof/>
+        </w:rPr>
         <w:drawing>
           <wp:inline distT="0" distB="0" distL="0" distR="0" wp14:anchorId="0DF72C28" wp14:editId="5E65C2D6">
             <wp:extent cx="1409897" cy="543001"/>
@@ -4277,7 +1027,7 @@
                     <pic:cNvPicPr/>
                   </pic:nvPicPr>
                   <pic:blipFill>
-                    <a:blip r:embed="rId17"/>
+                    <a:blip r:embed="rId11"/>
                     <a:stretch>
                       <a:fillRect/>
                     </a:stretch>
@@ -4308,16 +1058,10 @@
         <w:jc w:val="center"/>
       </w:pPr>
       <w:r>
-        <w:t xml:space="preserve">Рисунок </w:t>
-      </w:r>
-      <w:r>
-        <w:rPr>
-          <w:lang w:val="en-US"/>
-        </w:rPr>
-        <w:t>1</w:t>
-      </w:r>
-      <w:r>
-        <w:t>1</w:t>
+        <w:t>Рисунок</w:t>
+      </w:r>
+      <w:r>
+        <w:t xml:space="preserve"> 6</w:t>
       </w:r>
       <w:r>
         <w:t xml:space="preserve"> – Полученный результат. Тест 1</w:t>
@@ -4346,6 +1090,9 @@
         <w:jc w:val="center"/>
       </w:pPr>
       <w:r>
+        <w:rPr>
+          <w:noProof/>
+        </w:rPr>
         <w:drawing>
           <wp:inline distT="0" distB="0" distL="0" distR="0" wp14:anchorId="78E036D2" wp14:editId="23DF6F28">
             <wp:extent cx="4926965" cy="1332466"/>
@@ -4362,7 +1109,7 @@
                     <pic:cNvPicPr/>
                   </pic:nvPicPr>
                   <pic:blipFill>
-                    <a:blip r:embed="rId18"/>
+                    <a:blip r:embed="rId12"/>
                     <a:stretch>
                       <a:fillRect/>
                     </a:stretch>
@@ -4392,13 +1139,7 @@
         <w:t xml:space="preserve">Рисунок </w:t>
       </w:r>
       <w:r>
-        <w:rPr>
-          <w:lang w:val="en-US"/>
-        </w:rPr>
-        <w:t>1</w:t>
-      </w:r>
-      <w:r>
-        <w:t>2</w:t>
+        <w:t>7</w:t>
       </w:r>
       <w:r>
         <w:t xml:space="preserve"> – </w:t>
@@ -4416,6 +1157,9 @@
         <w:jc w:val="center"/>
       </w:pPr>
       <w:r>
+        <w:rPr>
+          <w:noProof/>
+        </w:rPr>
         <w:drawing>
           <wp:inline distT="0" distB="0" distL="0" distR="0" wp14:anchorId="7DBBFB7B" wp14:editId="2FABA78E">
             <wp:extent cx="771633" cy="828791"/>
@@ -4432,7 +1176,7 @@
                     <pic:cNvPicPr/>
                   </pic:nvPicPr>
                   <pic:blipFill>
-                    <a:blip r:embed="rId19"/>
+                    <a:blip r:embed="rId13"/>
                     <a:stretch>
                       <a:fillRect/>
                     </a:stretch>
@@ -4466,13 +1210,7 @@
         <w:t xml:space="preserve">Рисунок </w:t>
       </w:r>
       <w:r>
-        <w:rPr>
-          <w:lang w:val="en-US"/>
-        </w:rPr>
-        <w:t>1</w:t>
-      </w:r>
-      <w:r>
-        <w:t>3</w:t>
+        <w:t>8</w:t>
       </w:r>
       <w:r>
         <w:t xml:space="preserve"> – Полученный результат. Тест 1</w:t>
@@ -4564,7 +1302,7 @@
                     <pic:cNvPicPr/>
                   </pic:nvPicPr>
                   <pic:blipFill>
-                    <a:blip r:embed="rId20"/>
+                    <a:blip r:embed="rId14"/>
                     <a:stretch>
                       <a:fillRect/>
                     </a:stretch>
@@ -4608,13 +1346,7 @@
         <w:t xml:space="preserve">Рисунок </w:t>
       </w:r>
       <w:r>
-        <w:rPr>
-          <w:lang w:val="en-US"/>
-        </w:rPr>
-        <w:t>1</w:t>
-      </w:r>
-      <w:r>
-        <w:t>4</w:t>
+        <w:t>9</w:t>
       </w:r>
       <w:r>
         <w:t xml:space="preserve"> – </w:t>
@@ -4638,6 +1370,7 @@
       </w:pPr>
       <w:r>
         <w:rPr>
+          <w:noProof/>
           <w:lang w:val="en-US"/>
         </w:rPr>
         <w:drawing>
@@ -4656,7 +1389,7 @@
                     <pic:cNvPicPr/>
                   </pic:nvPicPr>
                   <pic:blipFill>
-                    <a:blip r:embed="rId21"/>
+                    <a:blip r:embed="rId15"/>
                     <a:stretch>
                       <a:fillRect/>
                     </a:stretch>
@@ -4691,7 +1424,7 @@
         <w:t>1</w:t>
       </w:r>
       <w:r>
-        <w:t>5</w:t>
+        <w:t>0</w:t>
       </w:r>
       <w:r>
         <w:t xml:space="preserve"> – </w:t>
@@ -4727,6 +1460,9 @@
         <w:jc w:val="center"/>
       </w:pPr>
       <w:r>
+        <w:rPr>
+          <w:noProof/>
+        </w:rPr>
         <w:drawing>
           <wp:inline distT="0" distB="0" distL="0" distR="0" wp14:anchorId="077252D0" wp14:editId="7E525091">
             <wp:extent cx="1535430" cy="874938"/>
@@ -4743,7 +1479,7 @@
                     <pic:cNvPicPr/>
                   </pic:nvPicPr>
                   <pic:blipFill>
-                    <a:blip r:embed="rId22"/>
+                    <a:blip r:embed="rId16"/>
                     <a:stretch>
                       <a:fillRect/>
                     </a:stretch>
@@ -4784,7 +1520,7 @@
         <w:t>1</w:t>
       </w:r>
       <w:r>
-        <w:t>6</w:t>
+        <w:t>1</w:t>
       </w:r>
       <w:r>
         <w:t xml:space="preserve"> – </w:t>
@@ -4828,6 +1564,9 @@
         <w:jc w:val="center"/>
       </w:pPr>
       <w:r>
+        <w:rPr>
+          <w:noProof/>
+        </w:rPr>
         <w:lastRenderedPageBreak/>
         <w:drawing>
           <wp:inline distT="0" distB="0" distL="0" distR="0" wp14:anchorId="4ED0C653" wp14:editId="621D5FB1">
@@ -4845,7 +1584,7 @@
                     <pic:cNvPicPr/>
                   </pic:nvPicPr>
                   <pic:blipFill>
-                    <a:blip r:embed="rId23"/>
+                    <a:blip r:embed="rId17"/>
                     <a:stretch>
                       <a:fillRect/>
                     </a:stretch>
@@ -4886,7 +1625,7 @@
         <w:t>1</w:t>
       </w:r>
       <w:r>
-        <w:t>7</w:t>
+        <w:t>2</w:t>
       </w:r>
       <w:r>
         <w:t xml:space="preserve"> – Полученный результат. Тест </w:t>
@@ -4901,6 +1640,9 @@
         <w:jc w:val="center"/>
       </w:pPr>
       <w:r>
+        <w:rPr>
+          <w:noProof/>
+        </w:rPr>
         <w:drawing>
           <wp:inline distT="0" distB="0" distL="0" distR="0" wp14:anchorId="12D2F747" wp14:editId="55E847F8">
             <wp:extent cx="3219706" cy="2560320"/>
@@ -4917,7 +1659,7 @@
                     <pic:cNvPicPr/>
                   </pic:nvPicPr>
                   <pic:blipFill>
-                    <a:blip r:embed="rId24"/>
+                    <a:blip r:embed="rId18"/>
                     <a:stretch>
                       <a:fillRect/>
                     </a:stretch>
@@ -4954,7 +1696,7 @@
         <w:t>1</w:t>
       </w:r>
       <w:r>
-        <w:t>8</w:t>
+        <w:t>3</w:t>
       </w:r>
       <w:r>
         <w:t xml:space="preserve"> – Полученный результат. Тест </w:t>
@@ -4969,6 +1711,9 @@
         <w:jc w:val="center"/>
       </w:pPr>
       <w:r>
+        <w:rPr>
+          <w:noProof/>
+        </w:rPr>
         <w:drawing>
           <wp:inline distT="0" distB="0" distL="0" distR="0" wp14:anchorId="0AF42F83" wp14:editId="54CF5F86">
             <wp:extent cx="2829320" cy="543001"/>
@@ -4985,7 +1730,7 @@
                     <pic:cNvPicPr/>
                   </pic:nvPicPr>
                   <pic:blipFill>
-                    <a:blip r:embed="rId25"/>
+                    <a:blip r:embed="rId19"/>
                     <a:stretch>
                       <a:fillRect/>
                     </a:stretch>
@@ -5022,7 +1767,7 @@
         <w:t>1</w:t>
       </w:r>
       <w:r>
-        <w:t>9</w:t>
+        <w:t>4</w:t>
       </w:r>
       <w:r>
         <w:t xml:space="preserve"> – Полученный результат. Тест </w:t>
@@ -5054,6 +1799,9 @@
         <w:jc w:val="center"/>
       </w:pPr>
       <w:r>
+        <w:rPr>
+          <w:noProof/>
+        </w:rPr>
         <w:drawing>
           <wp:inline distT="0" distB="0" distL="0" distR="0" wp14:anchorId="0CB697AD" wp14:editId="0627711F">
             <wp:extent cx="3059430" cy="1617630"/>
@@ -5070,7 +1818,7 @@
                     <pic:cNvPicPr/>
                   </pic:nvPicPr>
                   <pic:blipFill>
-                    <a:blip r:embed="rId26"/>
+                    <a:blip r:embed="rId20"/>
                     <a:stretch>
                       <a:fillRect/>
                     </a:stretch>
@@ -5101,7 +1849,7 @@
         <w:t xml:space="preserve">Рисунок </w:t>
       </w:r>
       <w:r>
-        <w:t>20</w:t>
+        <w:t>15</w:t>
       </w:r>
       <w:r>
         <w:t xml:space="preserve"> – </w:t>
@@ -5122,6 +1870,9 @@
         <w:jc w:val="center"/>
       </w:pPr>
       <w:r>
+        <w:rPr>
+          <w:noProof/>
+        </w:rPr>
         <w:drawing>
           <wp:inline distT="0" distB="0" distL="0" distR="0" wp14:anchorId="0435457F" wp14:editId="037C75FE">
             <wp:extent cx="2755265" cy="2130287"/>
@@ -5138,7 +1889,7 @@
                     <pic:cNvPicPr/>
                   </pic:nvPicPr>
                   <pic:blipFill>
-                    <a:blip r:embed="rId27"/>
+                    <a:blip r:embed="rId21"/>
                     <a:stretch>
                       <a:fillRect/>
                     </a:stretch>
@@ -5172,7 +1923,7 @@
         <w:t xml:space="preserve">Рисунок </w:t>
       </w:r>
       <w:r>
-        <w:t>21</w:t>
+        <w:t>16</w:t>
       </w:r>
       <w:r>
         <w:t xml:space="preserve"> – Полученный результат. Тест </w:t>
@@ -5264,7 +2015,7 @@
                     <pic:cNvPicPr/>
                   </pic:nvPicPr>
                   <pic:blipFill>
-                    <a:blip r:embed="rId28"/>
+                    <a:blip r:embed="rId22"/>
                     <a:stretch>
                       <a:fillRect/>
                     </a:stretch>
@@ -5305,16 +2056,10 @@
         <w:t xml:space="preserve">Рисунок </w:t>
       </w:r>
       <w:r>
-        <w:rPr>
-          <w:lang w:val="en-US"/>
-        </w:rPr>
-        <w:t>2</w:t>
-      </w:r>
-      <w:r>
-        <w:t>2</w:t>
-      </w:r>
-      <w:r>
-        <w:t xml:space="preserve"> – </w:t>
+        <w:t xml:space="preserve">17 </w:t>
+      </w:r>
+      <w:r>
+        <w:t xml:space="preserve">– </w:t>
       </w:r>
       <w:r>
         <w:t>Исходные данные</w:t>
@@ -5363,7 +2108,7 @@
                     <pic:cNvPicPr/>
                   </pic:nvPicPr>
                   <pic:blipFill>
-                    <a:blip r:embed="rId29"/>
+                    <a:blip r:embed="rId23"/>
                     <a:stretch>
                       <a:fillRect/>
                     </a:stretch>
@@ -5405,32 +2150,26 @@
         <w:t xml:space="preserve">Рисунок </w:t>
       </w:r>
       <w:r>
+        <w:t>18</w:t>
+      </w:r>
+      <w:r>
+        <w:t xml:space="preserve"> – </w:t>
+      </w:r>
+      <w:r>
+        <w:t>Исходные данные</w:t>
+      </w:r>
+      <w:r>
+        <w:t xml:space="preserve">. Тест </w:t>
+      </w:r>
+      <w:r>
+        <w:t>3</w:t>
+      </w:r>
+    </w:p>
+    <w:p>
+      <w:pPr>
         <w:rPr>
           <w:lang w:val="en-US"/>
         </w:rPr>
-        <w:t>2</w:t>
-      </w:r>
-      <w:r>
-        <w:t>3</w:t>
-      </w:r>
-      <w:r>
-        <w:t xml:space="preserve"> – </w:t>
-      </w:r>
-      <w:r>
-        <w:t>Исходные данные</w:t>
-      </w:r>
-      <w:r>
-        <w:t xml:space="preserve">. Тест </w:t>
-      </w:r>
-      <w:r>
-        <w:t>3</w:t>
-      </w:r>
-    </w:p>
-    <w:p>
-      <w:pPr>
-        <w:rPr>
-          <w:lang w:val="en-US"/>
-        </w:rPr>
       </w:pPr>
     </w:p>
     <w:p>
@@ -5440,6 +2179,9 @@
         <w:jc w:val="center"/>
       </w:pPr>
       <w:r>
+        <w:rPr>
+          <w:noProof/>
+        </w:rPr>
         <w:drawing>
           <wp:inline distT="0" distB="0" distL="0" distR="0" wp14:anchorId="0EE7710F" wp14:editId="3823EFF7">
             <wp:extent cx="1463039" cy="1414565"/>
@@ -5456,7 +2198,7 @@
                     <pic:cNvPicPr/>
                   </pic:nvPicPr>
                   <pic:blipFill>
-                    <a:blip r:embed="rId30"/>
+                    <a:blip r:embed="rId24"/>
                     <a:stretch>
                       <a:fillRect/>
                     </a:stretch>
@@ -5492,13 +2234,7 @@
         <w:t xml:space="preserve">Рисунок </w:t>
       </w:r>
       <w:r>
-        <w:rPr>
-          <w:lang w:val="en-US"/>
-        </w:rPr>
-        <w:t>2</w:t>
-      </w:r>
-      <w:r>
-        <w:t>4</w:t>
+        <w:t>19</w:t>
       </w:r>
       <w:r>
         <w:t xml:space="preserve"> – </w:t>
@@ -5539,6 +2275,9 @@
         <w:jc w:val="center"/>
       </w:pPr>
       <w:r>
+        <w:rPr>
+          <w:noProof/>
+        </w:rPr>
         <w:lastRenderedPageBreak/>
         <w:drawing>
           <wp:inline distT="0" distB="0" distL="0" distR="0" wp14:anchorId="067E06F6" wp14:editId="34042F46">
@@ -5556,7 +2295,7 @@
                     <pic:cNvPicPr/>
                   </pic:nvPicPr>
                   <pic:blipFill>
-                    <a:blip r:embed="rId31"/>
+                    <a:blip r:embed="rId25"/>
                     <a:stretch>
                       <a:fillRect/>
                     </a:stretch>
@@ -5597,7 +2336,7 @@
         <w:t>2</w:t>
       </w:r>
       <w:r>
-        <w:t>5</w:t>
+        <w:t>0</w:t>
       </w:r>
       <w:r>
         <w:t xml:space="preserve"> – Полученный результат. Тест </w:t>
@@ -5612,6 +2351,9 @@
         <w:jc w:val="center"/>
       </w:pPr>
       <w:r>
+        <w:rPr>
+          <w:noProof/>
+        </w:rPr>
         <w:drawing>
           <wp:inline distT="0" distB="0" distL="0" distR="0" wp14:anchorId="37122905" wp14:editId="785501A7">
             <wp:extent cx="1952177" cy="2065020"/>
@@ -5628,7 +2370,7 @@
                     <pic:cNvPicPr/>
                   </pic:nvPicPr>
                   <pic:blipFill>
-                    <a:blip r:embed="rId32"/>
+                    <a:blip r:embed="rId26"/>
                     <a:stretch>
                       <a:fillRect/>
                     </a:stretch>
@@ -5661,7 +2403,7 @@
         <w:t>2</w:t>
       </w:r>
       <w:r>
-        <w:t>6</w:t>
+        <w:t>1</w:t>
       </w:r>
       <w:r>
         <w:t xml:space="preserve"> – Полученный результат. Тест </w:t>
@@ -5676,6 +2418,9 @@
         <w:jc w:val="center"/>
       </w:pPr>
       <w:r>
+        <w:rPr>
+          <w:noProof/>
+        </w:rPr>
         <w:drawing>
           <wp:inline distT="0" distB="0" distL="0" distR="0" wp14:anchorId="3990A086" wp14:editId="7C6B19AE">
             <wp:extent cx="1448002" cy="552527"/>
@@ -5692,7 +2437,7 @@
                     <pic:cNvPicPr/>
                   </pic:nvPicPr>
                   <pic:blipFill>
-                    <a:blip r:embed="rId33"/>
+                    <a:blip r:embed="rId27"/>
                     <a:stretch>
                       <a:fillRect/>
                     </a:stretch>
@@ -5733,7 +2478,7 @@
         <w:t>2</w:t>
       </w:r>
       <w:r>
-        <w:t>7</w:t>
+        <w:t>2</w:t>
       </w:r>
       <w:r>
         <w:t xml:space="preserve"> – Полученный результат. Тест </w:t>
@@ -5764,6 +2509,9 @@
         <w:jc w:val="center"/>
       </w:pPr>
       <w:r>
+        <w:rPr>
+          <w:noProof/>
+        </w:rPr>
         <w:drawing>
           <wp:inline distT="0" distB="0" distL="0" distR="0" wp14:anchorId="058BCF4E" wp14:editId="161F1386">
             <wp:extent cx="4500183" cy="1242060"/>
@@ -5780,7 +2528,7 @@
                     <pic:cNvPicPr/>
                   </pic:nvPicPr>
                   <pic:blipFill>
-                    <a:blip r:embed="rId34"/>
+                    <a:blip r:embed="rId28"/>
                     <a:stretch>
                       <a:fillRect/>
                     </a:stretch>
@@ -5817,7 +2565,7 @@
         <w:t>2</w:t>
       </w:r>
       <w:r>
-        <w:t>8</w:t>
+        <w:t>3</w:t>
       </w:r>
       <w:r>
         <w:t xml:space="preserve"> – Полученный результат. Тест </w:t>
@@ -5832,6 +2580,9 @@
         <w:jc w:val="center"/>
       </w:pPr>
       <w:r>
+        <w:rPr>
+          <w:noProof/>
+        </w:rPr>
         <w:drawing>
           <wp:inline distT="0" distB="0" distL="0" distR="0" wp14:anchorId="2036C892" wp14:editId="70B946A1">
             <wp:extent cx="495369" cy="285790"/>
@@ -5848,7 +2599,7 @@
                     <pic:cNvPicPr/>
                   </pic:nvPicPr>
                   <pic:blipFill>
-                    <a:blip r:embed="rId35"/>
+                    <a:blip r:embed="rId29"/>
                     <a:stretch>
                       <a:fillRect/>
                     </a:stretch>
@@ -5886,7 +2637,7 @@
         <w:t>2</w:t>
       </w:r>
       <w:r>
-        <w:t>9</w:t>
+        <w:t>4</w:t>
       </w:r>
       <w:r>
         <w:t xml:space="preserve"> – Полученный результат. Тест </w:t>
@@ -5985,6 +2736,7 @@
       </w:pPr>
       <w:r>
         <w:rPr>
+          <w:noProof/>
           <w:lang w:val="en-US"/>
         </w:rPr>
         <w:drawing>
@@ -6003,7 +2755,7 @@
                     <pic:cNvPicPr/>
                   </pic:nvPicPr>
                   <pic:blipFill>
-                    <a:blip r:embed="rId35"/>
+                    <a:blip r:embed="rId29"/>
                     <a:stretch>
                       <a:fillRect/>
                     </a:stretch>
@@ -6041,7 +2793,7 @@
         <w:t xml:space="preserve">Рисунок </w:t>
       </w:r>
       <w:r>
-        <w:t>30</w:t>
+        <w:t>25</w:t>
       </w:r>
       <w:r>
         <w:t xml:space="preserve"> – </w:t>
@@ -6085,6 +2837,7 @@
       </w:pPr>
       <w:r>
         <w:rPr>
+          <w:noProof/>
           <w:lang w:val="en-US"/>
         </w:rPr>
         <w:drawing>
@@ -6103,7 +2856,7 @@
                     <pic:cNvPicPr/>
                   </pic:nvPicPr>
                   <pic:blipFill>
-                    <a:blip r:embed="rId36"/>
+                    <a:blip r:embed="rId30"/>
                     <a:stretch>
                       <a:fillRect/>
                     </a:stretch>
@@ -6141,7 +2894,7 @@
         <w:t xml:space="preserve">Рисунок </w:t>
       </w:r>
       <w:r>
-        <w:t>31</w:t>
+        <w:t>26</w:t>
       </w:r>
       <w:r>
         <w:t xml:space="preserve"> – Полученный результат. Тест </w:t>
@@ -7468,6 +4221,7 @@
   <w:style w:type="character" w:default="1" w:styleId="a0">
     <w:name w:val="Default Paragraph Font"/>
     <w:uiPriority w:val="1"/>
+    <w:semiHidden/>
     <w:unhideWhenUsed/>
   </w:style>
   <w:style w:type="table" w:default="1" w:styleId="a1">
